--- a/ММСС/kurs/kurs.docx
+++ b/ММСС/kurs/kurs.docx
@@ -13,21 +13,7 @@
         <w:rPr>
           <w:b/>
         </w:rPr>
-        <w:t>МИНИСТЕРСТВО ЦИФРОВОГО РАЗВИТИЯ, СВЯЗИ И МАССОВЫХ КОММУНИКАЦИЙ РОССИЙСКОЙ ФЕДЕРАЦИИ ФЕДЕРАЛЬНОЕ ГОСУДАРСТВЕННОЕ БЮДЖЕТНОЕ ОБРАЗОВАТЕЛЬНОЕ УЧРЕЖДЕНИЕ ВЫСШЕГО ОБРАЗОВАНИЯ «САНКТ-ПЕТЕРБУРГСКИЙ ГОСУДАРСТВЕННЫЙ УНИВЕРСИТЕТ ТЕЛЕКОММУНИКАЦИЙ ИМ. ПРОФ. М.А. БОНЧ-БРУЕВИЧА» (</w:t>
-      </w:r>
-      <w:proofErr w:type="spellStart"/>
-      <w:r>
-        <w:rPr>
-          <w:b/>
-        </w:rPr>
-        <w:t>СПбГУТ</w:t>
-      </w:r>
-      <w:proofErr w:type="spellEnd"/>
-      <w:r>
-        <w:rPr>
-          <w:b/>
-        </w:rPr>
-        <w:t>)</w:t>
+        <w:t>МИНИСТЕРСТВО ЦИФРОВОГО РАЗВИТИЯ, СВЯЗИ И МАССОВЫХ КОММУНИКАЦИЙ РОССИЙСКОЙ ФЕДЕРАЦИИ ФЕДЕРАЛЬНОЕ ГОСУДАРСТВЕННОЕ БЮДЖЕТНОЕ ОБРАЗОВАТЕЛЬНОЕ УЧРЕЖДЕНИЕ ВЫСШЕГО ОБРАЗОВАНИЯ «САНКТ-ПЕТЕРБУРГСКИЙ ГОСУДАРСТВЕННЫЙ УНИВЕРСИТЕТ ТЕЛЕКОММУНИКАЦИЙ ИМ. ПРОФ. М.А. БОНЧ-БРУЕВИЧА» (СПбГУТ)</w:t>
       </w:r>
     </w:p>
     <w:p>
@@ -2526,9 +2512,9 @@
           <w:lang w:val="ru-RU"/>
         </w:rPr>
         <w:drawing>
-          <wp:inline distT="0" distB="0" distL="0" distR="0" wp14:anchorId="68888F29" wp14:editId="59E915B3">
-            <wp:extent cx="1362265" cy="3982006"/>
-            <wp:effectExtent l="0" t="0" r="9525" b="0"/>
+          <wp:inline distT="0" distB="0" distL="0" distR="0" wp14:anchorId="1012D64C" wp14:editId="3DB3E57F">
+            <wp:extent cx="1790950" cy="5010849"/>
+            <wp:effectExtent l="0" t="0" r="0" b="0"/>
             <wp:docPr id="1" name="Рисунок 1"/>
             <wp:cNvGraphicFramePr>
               <a:graphicFrameLocks xmlns:a="http://schemas.openxmlformats.org/drawingml/2006/main" noChangeAspect="1"/>
@@ -2549,7 +2535,7 @@
                   <pic:spPr>
                     <a:xfrm>
                       <a:off x="0" y="0"/>
-                      <a:ext cx="1362265" cy="3982006"/>
+                      <a:ext cx="1790950" cy="5010849"/>
                     </a:xfrm>
                     <a:prstGeom prst="rect">
                       <a:avLst/>
@@ -2597,6 +2583,7 @@
       </w:pPr>
       <w:r>
         <w:rPr>
+          <w:noProof/>
           <w:lang w:val="ru-RU"/>
         </w:rPr>
         <w:lastRenderedPageBreak/>
@@ -2659,17 +2646,9 @@
       </w:pPr>
       <w:r>
         <w:rPr>
-          <w:highlight w:val="yellow"/>
-          <w:lang w:val="ru-RU"/>
-        </w:rPr>
-        <w:t>Сумма матрицы</w:t>
-      </w:r>
-      <w:r>
-        <w:rPr>
-          <w:highlight w:val="yellow"/>
-          <w:lang w:val="ru-RU"/>
-        </w:rPr>
-        <w:t>:</w:t>
+          <w:lang w:val="ru-RU"/>
+        </w:rPr>
+        <w:t>Сумма матрицы:</w:t>
       </w:r>
       <w:r>
         <w:rPr>
@@ -2745,6 +2724,7 @@
       </w:pPr>
       <w:r>
         <w:rPr>
+          <w:noProof/>
           <w:lang w:val="ru-RU"/>
         </w:rPr>
         <w:lastRenderedPageBreak/>
@@ -2937,6 +2917,9 @@
     </w:p>
     <w:p>
       <w:r>
+        <w:rPr>
+          <w:noProof/>
+        </w:rPr>
         <w:drawing>
           <wp:inline distT="0" distB="0" distL="0" distR="0" wp14:anchorId="2A2CCC21" wp14:editId="139FDADE">
             <wp:extent cx="5563376" cy="676369"/>
@@ -2976,6 +2959,9 @@
     </w:p>
     <w:p>
       <w:r>
+        <w:rPr>
+          <w:noProof/>
+        </w:rPr>
         <w:drawing>
           <wp:inline distT="0" distB="0" distL="0" distR="0" wp14:anchorId="6C39BB76" wp14:editId="7DD99CF1">
             <wp:extent cx="5582429" cy="438211"/>
@@ -3241,6 +3227,7 @@
       </w:pPr>
       <w:r>
         <w:rPr>
+          <w:noProof/>
           <w:lang w:val="ru-RU"/>
         </w:rPr>
         <w:drawing>
@@ -3327,21 +3314,7 @@
         <w:rPr>
           <w:lang w:val="ru-RU"/>
         </w:rPr>
-        <w:t>Матрицу кратчайших маршрутов найдём с помощью алгоритма Флойда-</w:t>
-      </w:r>
-      <w:proofErr w:type="spellStart"/>
-      <w:r>
-        <w:rPr>
-          <w:lang w:val="ru-RU"/>
-        </w:rPr>
-        <w:t>Уоршелла</w:t>
-      </w:r>
-      <w:proofErr w:type="spellEnd"/>
-      <w:r>
-        <w:rPr>
-          <w:lang w:val="ru-RU"/>
-        </w:rPr>
-        <w:t>. Результат показан на рисунке 9.</w:t>
+        <w:t>Матрицу кратчайших маршрутов найдём с помощью алгоритма Флойда-Уоршелла. Результат показан на рисунке 9.</w:t>
       </w:r>
     </w:p>
     <w:p>
@@ -3357,10 +3330,10 @@
         </w:rPr>
         <w:lastRenderedPageBreak/>
         <w:drawing>
-          <wp:inline distT="0" distB="0" distL="0" distR="0" wp14:anchorId="1E2C7850" wp14:editId="2B1050B5">
-            <wp:extent cx="6192114" cy="3877216"/>
-            <wp:effectExtent l="0" t="0" r="0" b="9525"/>
-            <wp:docPr id="18" name="Рисунок 18"/>
+          <wp:inline distT="0" distB="0" distL="0" distR="0" wp14:anchorId="64CF3203" wp14:editId="71619945">
+            <wp:extent cx="6196965" cy="3686810"/>
+            <wp:effectExtent l="0" t="0" r="0" b="8890"/>
+            <wp:docPr id="2" name="Рисунок 2"/>
             <wp:cNvGraphicFramePr>
               <a:graphicFrameLocks xmlns:a="http://schemas.openxmlformats.org/drawingml/2006/main" noChangeAspect="1"/>
             </wp:cNvGraphicFramePr>
@@ -3380,7 +3353,7 @@
                   <pic:spPr>
                     <a:xfrm>
                       <a:off x="0" y="0"/>
-                      <a:ext cx="6192114" cy="3877216"/>
+                      <a:ext cx="6196965" cy="3686810"/>
                     </a:xfrm>
                     <a:prstGeom prst="rect">
                       <a:avLst/>
@@ -3752,24 +3725,27 @@
       </w:pPr>
       <w:r>
         <w:rPr>
-          <w:highlight w:val="yellow"/>
           <w:lang w:val="ru-RU"/>
         </w:rPr>
         <w:t>Сумма матрицы</w:t>
       </w:r>
       <w:r>
         <w:rPr>
-          <w:highlight w:val="yellow"/>
           <w:lang w:val="en-US"/>
         </w:rPr>
         <w:t>:</w:t>
       </w:r>
       <w:r>
         <w:rPr>
-          <w:highlight w:val="yellow"/>
           <w:lang w:val="en-US"/>
         </w:rPr>
-        <w:t>3488</w:t>
+        <w:t>3</w:t>
+      </w:r>
+      <w:r>
+        <w:rPr>
+          <w:lang w:val="en-US"/>
+        </w:rPr>
+        <w:t>662</w:t>
       </w:r>
     </w:p>
     <w:p>
@@ -3809,10 +3785,10 @@
         </w:rPr>
         <w:lastRenderedPageBreak/>
         <w:drawing>
-          <wp:inline distT="0" distB="0" distL="0" distR="0" wp14:anchorId="03F86187" wp14:editId="346166A2">
-            <wp:extent cx="6196965" cy="3313430"/>
-            <wp:effectExtent l="0" t="0" r="0" b="1270"/>
-            <wp:docPr id="19" name="Рисунок 19"/>
+          <wp:inline distT="0" distB="0" distL="0" distR="0" wp14:anchorId="2867E632" wp14:editId="6EB4C281">
+            <wp:extent cx="6196965" cy="3034030"/>
+            <wp:effectExtent l="0" t="0" r="0" b="0"/>
+            <wp:docPr id="3" name="Рисунок 3"/>
             <wp:cNvGraphicFramePr>
               <a:graphicFrameLocks xmlns:a="http://schemas.openxmlformats.org/drawingml/2006/main" noChangeAspect="1"/>
             </wp:cNvGraphicFramePr>
@@ -3832,7 +3808,7 @@
                   <pic:spPr>
                     <a:xfrm>
                       <a:off x="0" y="0"/>
-                      <a:ext cx="6196965" cy="3313430"/>
+                      <a:ext cx="6196965" cy="3034030"/>
                     </a:xfrm>
                     <a:prstGeom prst="rect">
                       <a:avLst/>
@@ -4009,10 +3985,10 @@
         </w:rPr>
         <w:lastRenderedPageBreak/>
         <w:drawing>
-          <wp:inline distT="0" distB="0" distL="0" distR="0" wp14:anchorId="180D2762" wp14:editId="3D0612A3">
-            <wp:extent cx="6196965" cy="3176270"/>
-            <wp:effectExtent l="0" t="0" r="0" b="5080"/>
-            <wp:docPr id="20" name="Рисунок 20"/>
+          <wp:inline distT="0" distB="0" distL="0" distR="0" wp14:anchorId="035FF713" wp14:editId="513B5D2D">
+            <wp:extent cx="6196965" cy="2891155"/>
+            <wp:effectExtent l="0" t="0" r="0" b="4445"/>
+            <wp:docPr id="4" name="Рисунок 4"/>
             <wp:cNvGraphicFramePr>
               <a:graphicFrameLocks xmlns:a="http://schemas.openxmlformats.org/drawingml/2006/main" noChangeAspect="1"/>
             </wp:cNvGraphicFramePr>
@@ -4032,7 +4008,7 @@
                   <pic:spPr>
                     <a:xfrm>
                       <a:off x="0" y="0"/>
-                      <a:ext cx="6196965" cy="3176270"/>
+                      <a:ext cx="6196965" cy="2891155"/>
                     </a:xfrm>
                     <a:prstGeom prst="rect">
                       <a:avLst/>
@@ -4137,10 +4113,10 @@
     <w:p>
       <w:r>
         <w:drawing>
-          <wp:inline distT="0" distB="0" distL="0" distR="0" wp14:anchorId="36261435" wp14:editId="435B1922">
-            <wp:extent cx="6196965" cy="1880235"/>
-            <wp:effectExtent l="0" t="0" r="0" b="5715"/>
-            <wp:docPr id="23" name="Рисунок 23"/>
+          <wp:inline distT="0" distB="0" distL="0" distR="0" wp14:anchorId="24D95A17" wp14:editId="7E6AFA72">
+            <wp:extent cx="6196965" cy="1757045"/>
+            <wp:effectExtent l="0" t="0" r="0" b="0"/>
+            <wp:docPr id="5" name="Рисунок 5"/>
             <wp:cNvGraphicFramePr>
               <a:graphicFrameLocks xmlns:a="http://schemas.openxmlformats.org/drawingml/2006/main" noChangeAspect="1"/>
             </wp:cNvGraphicFramePr>
@@ -4160,7 +4136,7 @@
                   <pic:spPr>
                     <a:xfrm>
                       <a:off x="0" y="0"/>
-                      <a:ext cx="6196965" cy="1880235"/>
+                      <a:ext cx="6196965" cy="1757045"/>
                     </a:xfrm>
                     <a:prstGeom prst="rect">
                       <a:avLst/>
@@ -4264,10 +4240,10 @@
         </w:rPr>
         <w:lastRenderedPageBreak/>
         <w:drawing>
-          <wp:inline distT="0" distB="0" distL="0" distR="0" wp14:anchorId="5B37EC5B" wp14:editId="1DCBCDC6">
-            <wp:extent cx="6196965" cy="1928495"/>
-            <wp:effectExtent l="0" t="0" r="0" b="0"/>
-            <wp:docPr id="24" name="Рисунок 24"/>
+          <wp:inline distT="0" distB="0" distL="0" distR="0" wp14:anchorId="6A2B583F" wp14:editId="54A652C8">
+            <wp:extent cx="6196965" cy="1826260"/>
+            <wp:effectExtent l="0" t="0" r="0" b="2540"/>
+            <wp:docPr id="6" name="Рисунок 6"/>
             <wp:cNvGraphicFramePr>
               <a:graphicFrameLocks xmlns:a="http://schemas.openxmlformats.org/drawingml/2006/main" noChangeAspect="1"/>
             </wp:cNvGraphicFramePr>
@@ -4287,7 +4263,7 @@
                   <pic:spPr>
                     <a:xfrm>
                       <a:off x="0" y="0"/>
-                      <a:ext cx="6196965" cy="1928495"/>
+                      <a:ext cx="6196965" cy="1826260"/>
                     </a:xfrm>
                     <a:prstGeom prst="rect">
                       <a:avLst/>
@@ -7962,28 +7938,28 @@
 </file>
 
 <file path=customXml/item1.xml><?xml version="1.0" encoding="utf-8"?>
+<b:Sources xmlns:b="http://schemas.openxmlformats.org/officeDocument/2006/bibliography" xmlns="http://schemas.openxmlformats.org/officeDocument/2006/bibliography" SelectedStyle="\APASixthEditionOfficeOnline.xsl" StyleName="APA" Version="6"/>
+</file>
+
+<file path=customXml/item2.xml><?xml version="1.0" encoding="utf-8"?>
 <go:gDocsCustomXmlDataStorage xmlns:go="http://customooxmlschemas.google.com/" xmlns:r="http://schemas.openxmlformats.org/officeDocument/2006/relationships">
   <go:docsCustomData xmlns:go="http://customooxmlschemas.google.com/" roundtripDataSignature="AMtx7mhXfTw84m9le8KgaXP5mWG5TOB5yg==">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</go:docsCustomData>
 </go:gDocsCustomXmlDataStorage>
 </file>
 
-<file path=customXml/item2.xml><?xml version="1.0" encoding="utf-8"?>
-<b:Sources xmlns:b="http://schemas.openxmlformats.org/officeDocument/2006/bibliography" xmlns="http://schemas.openxmlformats.org/officeDocument/2006/bibliography" SelectedStyle="\APASixthEditionOfficeOnline.xsl" StyleName="APA" Version="6"/>
+<file path=customXml/itemProps1.xml><?xml version="1.0" encoding="utf-8"?>
+<ds:datastoreItem xmlns:ds="http://schemas.openxmlformats.org/officeDocument/2006/customXml" ds:itemID="{4CF0E839-ACED-435B-AA46-EED12CF5F980}">
+  <ds:schemaRefs>
+    <ds:schemaRef ds:uri="http://schemas.openxmlformats.org/officeDocument/2006/bibliography"/>
+  </ds:schemaRefs>
+</ds:datastoreItem>
 </file>
 
-<file path=customXml/itemProps1.xml><?xml version="1.0" encoding="utf-8"?>
+<file path=customXml/itemProps2.xml><?xml version="1.0" encoding="utf-8"?>
 <ds:datastoreItem xmlns:ds="http://schemas.openxmlformats.org/officeDocument/2006/customXml" ds:itemID="{11111111-1234-1234-1234-123412341234}">
   <ds:schemaRefs>
     <ds:schemaRef ds:uri="http://customooxmlschemas.google.com/"/>
     <ds:schemaRef ds:uri="http://schemas.openxmlformats.org/officeDocument/2006/relationships"/>
   </ds:schemaRefs>
 </ds:datastoreItem>
-</file>
-
-<file path=customXml/itemProps2.xml><?xml version="1.0" encoding="utf-8"?>
-<ds:datastoreItem xmlns:ds="http://schemas.openxmlformats.org/officeDocument/2006/customXml" ds:itemID="{4CF0E839-ACED-435B-AA46-EED12CF5F980}">
-  <ds:schemaRefs>
-    <ds:schemaRef ds:uri="http://schemas.openxmlformats.org/officeDocument/2006/bibliography"/>
-  </ds:schemaRefs>
-</ds:datastoreItem>
 </file>
--- a/ММСС/kurs/kurs.docx
+++ b/ММСС/kurs/kurs.docx
@@ -2509,6 +2509,7 @@
       </w:pPr>
       <w:r>
         <w:rPr>
+          <w:noProof/>
           <w:lang w:val="ru-RU"/>
         </w:rPr>
         <w:drawing>
@@ -2900,13 +2901,25 @@
         <w:rPr>
           <w:lang w:val="ru-RU"/>
         </w:rPr>
-        <w:t xml:space="preserve"> 5</w:t>
-      </w:r>
-      <w:r>
-        <w:rPr>
-          <w:lang w:val="ru-RU"/>
-        </w:rPr>
-        <w:t xml:space="preserve"> и 6</w:t>
+        <w:t xml:space="preserve"> </w:t>
+      </w:r>
+      <w:r>
+        <w:rPr>
+          <w:lang w:val="en-US"/>
+        </w:rPr>
+        <w:t>4</w:t>
+      </w:r>
+      <w:r>
+        <w:rPr>
+          <w:lang w:val="ru-RU"/>
+        </w:rPr>
+        <w:t xml:space="preserve"> и </w:t>
+      </w:r>
+      <w:r>
+        <w:rPr>
+          <w:lang w:val="en-US"/>
+        </w:rPr>
+        <w:t>5</w:t>
       </w:r>
       <w:r>
         <w:rPr>
@@ -3326,6 +3339,7 @@
       </w:pPr>
       <w:r>
         <w:rPr>
+          <w:noProof/>
           <w:lang w:val="ru-RU"/>
         </w:rPr>
         <w:lastRenderedPageBreak/>
@@ -3432,7 +3446,31 @@
         <w:rPr>
           <w:lang w:val="ru-RU"/>
         </w:rPr>
-        <w:t xml:space="preserve">   - Значение в ячейке (1, 3) = 4. Это означает, что между узлом 1 и узлом 3 необходимо пройти через узел 4.</w:t>
+        <w:t xml:space="preserve">   - Значение в ячейке (1, 3) = </w:t>
+      </w:r>
+      <w:r>
+        <w:rPr>
+          <w:lang w:val="ru-RU"/>
+        </w:rPr>
+        <w:t>8</w:t>
+      </w:r>
+      <w:r>
+        <w:rPr>
+          <w:lang w:val="ru-RU"/>
+        </w:rPr>
+        <w:t xml:space="preserve">. Это означает, что между узлом 1 и узлом 3 необходимо пройти через узел </w:t>
+      </w:r>
+      <w:r>
+        <w:rPr>
+          <w:lang w:val="ru-RU"/>
+        </w:rPr>
+        <w:t>8</w:t>
+      </w:r>
+      <w:r>
+        <w:rPr>
+          <w:lang w:val="ru-RU"/>
+        </w:rPr>
+        <w:t>.</w:t>
       </w:r>
     </w:p>
     <w:p>
@@ -3446,7 +3484,19 @@
         <w:rPr>
           <w:lang w:val="ru-RU"/>
         </w:rPr>
-        <w:t>2. Теперь проверим узел 4:</w:t>
+        <w:t xml:space="preserve">2. Теперь проверим узел </w:t>
+      </w:r>
+      <w:r>
+        <w:rPr>
+          <w:lang w:val="ru-RU"/>
+        </w:rPr>
+        <w:t>8</w:t>
+      </w:r>
+      <w:r>
+        <w:rPr>
+          <w:lang w:val="ru-RU"/>
+        </w:rPr>
+        <w:t>:</w:t>
       </w:r>
     </w:p>
     <w:p>
@@ -3460,7 +3510,19 @@
         <w:rPr>
           <w:lang w:val="ru-RU"/>
         </w:rPr>
-        <w:t xml:space="preserve">   - Посмотрим на 4-ю строку и 3-й столбец.</w:t>
+        <w:t xml:space="preserve">   - Посмотрим на </w:t>
+      </w:r>
+      <w:r>
+        <w:rPr>
+          <w:lang w:val="ru-RU"/>
+        </w:rPr>
+        <w:t>8</w:t>
+      </w:r>
+      <w:r>
+        <w:rPr>
+          <w:lang w:val="ru-RU"/>
+        </w:rPr>
+        <w:t>-ю строку и 3-й столбец.</w:t>
       </w:r>
     </w:p>
     <w:p>
@@ -3474,7 +3536,43 @@
         <w:rPr>
           <w:lang w:val="ru-RU"/>
         </w:rPr>
-        <w:t xml:space="preserve">   - Значение в ячейке (4, 3) = 14. Это означает, что необходимо пройти через узел 14.</w:t>
+        <w:t xml:space="preserve">   - Значение в ячейке (</w:t>
+      </w:r>
+      <w:r>
+        <w:rPr>
+          <w:lang w:val="ru-RU"/>
+        </w:rPr>
+        <w:t>8</w:t>
+      </w:r>
+      <w:r>
+        <w:rPr>
+          <w:lang w:val="ru-RU"/>
+        </w:rPr>
+        <w:t xml:space="preserve">, 3) = </w:t>
+      </w:r>
+      <w:r>
+        <w:rPr>
+          <w:lang w:val="ru-RU"/>
+        </w:rPr>
+        <w:t>9</w:t>
+      </w:r>
+      <w:r>
+        <w:rPr>
+          <w:lang w:val="ru-RU"/>
+        </w:rPr>
+        <w:t xml:space="preserve">. Это означает, что необходимо пройти через узел </w:t>
+      </w:r>
+      <w:r>
+        <w:rPr>
+          <w:lang w:val="ru-RU"/>
+        </w:rPr>
+        <w:t>9</w:t>
+      </w:r>
+      <w:r>
+        <w:rPr>
+          <w:lang w:val="ru-RU"/>
+        </w:rPr>
+        <w:t>.</w:t>
       </w:r>
     </w:p>
     <w:p>
@@ -3488,7 +3586,19 @@
         <w:rPr>
           <w:lang w:val="ru-RU"/>
         </w:rPr>
-        <w:t>3. Теперь проверим узел 14:</w:t>
+        <w:t xml:space="preserve">3. Теперь проверим узел </w:t>
+      </w:r>
+      <w:r>
+        <w:rPr>
+          <w:lang w:val="ru-RU"/>
+        </w:rPr>
+        <w:t>9</w:t>
+      </w:r>
+      <w:r>
+        <w:rPr>
+          <w:lang w:val="ru-RU"/>
+        </w:rPr>
+        <w:t>:</w:t>
       </w:r>
     </w:p>
     <w:p>
@@ -3502,7 +3612,19 @@
         <w:rPr>
           <w:lang w:val="ru-RU"/>
         </w:rPr>
-        <w:t xml:space="preserve">   - Посмотрим на 14-ю строку и 3-й столбец.</w:t>
+        <w:t xml:space="preserve">   - Посмотрим на </w:t>
+      </w:r>
+      <w:r>
+        <w:rPr>
+          <w:lang w:val="ru-RU"/>
+        </w:rPr>
+        <w:t>9</w:t>
+      </w:r>
+      <w:r>
+        <w:rPr>
+          <w:lang w:val="ru-RU"/>
+        </w:rPr>
+        <w:t>-ю строку и 3-й столбец.</w:t>
       </w:r>
     </w:p>
     <w:p>
@@ -3516,7 +3638,19 @@
         <w:rPr>
           <w:lang w:val="ru-RU"/>
         </w:rPr>
-        <w:t xml:space="preserve">   - Значение в ячейке (14, 3) = 12. Это означает, что необходимо пройти через узел 12.</w:t>
+        <w:t xml:space="preserve">   - Значение в ячейке (</w:t>
+      </w:r>
+      <w:r>
+        <w:rPr>
+          <w:lang w:val="en-US"/>
+        </w:rPr>
+        <w:t>9</w:t>
+      </w:r>
+      <w:r>
+        <w:rPr>
+          <w:lang w:val="ru-RU"/>
+        </w:rPr>
+        <w:t>, 3) = 12. Это означает, что необходимо пройти через узел 12.</w:t>
       </w:r>
     </w:p>
     <w:p>
@@ -3559,7 +3693,31 @@
           <w:lang w:val="ru-RU"/>
         </w:rPr>
         <w:lastRenderedPageBreak/>
-        <w:t xml:space="preserve">   - Значение в ячейке (12, 3) = 2. Это означает, что необходимо пройти через узел 2.</w:t>
+        <w:t xml:space="preserve">   - Значение в ячейке (12, 3) = </w:t>
+      </w:r>
+      <w:r>
+        <w:rPr>
+          <w:lang w:val="ru-RU"/>
+        </w:rPr>
+        <w:t>10</w:t>
+      </w:r>
+      <w:r>
+        <w:rPr>
+          <w:lang w:val="ru-RU"/>
+        </w:rPr>
+        <w:t xml:space="preserve">. Это означает, что необходимо пройти через узел </w:t>
+      </w:r>
+      <w:r>
+        <w:rPr>
+          <w:lang w:val="ru-RU"/>
+        </w:rPr>
+        <w:t>10</w:t>
+      </w:r>
+      <w:r>
+        <w:rPr>
+          <w:lang w:val="ru-RU"/>
+        </w:rPr>
+        <w:t>.</w:t>
       </w:r>
     </w:p>
     <w:p>
@@ -3573,7 +3731,19 @@
         <w:rPr>
           <w:lang w:val="ru-RU"/>
         </w:rPr>
-        <w:t>5. Теперь проверим узел 2:</w:t>
+        <w:t xml:space="preserve">5. Теперь проверим узел </w:t>
+      </w:r>
+      <w:r>
+        <w:rPr>
+          <w:lang w:val="ru-RU"/>
+        </w:rPr>
+        <w:t>10</w:t>
+      </w:r>
+      <w:r>
+        <w:rPr>
+          <w:lang w:val="ru-RU"/>
+        </w:rPr>
+        <w:t>:</w:t>
       </w:r>
     </w:p>
     <w:p>
@@ -3587,21 +3757,51 @@
         <w:rPr>
           <w:lang w:val="ru-RU"/>
         </w:rPr>
-        <w:t xml:space="preserve">   - Посмотрим на 2-ю строку и 3-й столбец.</w:t>
+        <w:t xml:space="preserve">   - Посмотрим на </w:t>
+      </w:r>
+      <w:r>
+        <w:rPr>
+          <w:lang w:val="ru-RU"/>
+        </w:rPr>
+        <w:t>10</w:t>
+      </w:r>
+      <w:r>
+        <w:rPr>
+          <w:lang w:val="ru-RU"/>
+        </w:rPr>
+        <w:t>-ю строку и 3-й столбец.</w:t>
       </w:r>
     </w:p>
     <w:p>
       <w:pPr>
         <w:jc w:val="left"/>
         <w:rPr>
-          <w:lang w:val="ru-RU"/>
-        </w:rPr>
-      </w:pPr>
-      <w:r>
-        <w:rPr>
-          <w:lang w:val="ru-RU"/>
-        </w:rPr>
-        <w:t xml:space="preserve">   - Значение в ячейке (2, 3) = 1, что означает, что узел 1 является начальным.</w:t>
+          <w:lang w:val="en-US"/>
+        </w:rPr>
+      </w:pPr>
+      <w:r>
+        <w:rPr>
+          <w:lang w:val="ru-RU"/>
+        </w:rPr>
+        <w:t xml:space="preserve">   - Значение в ячейке (</w:t>
+      </w:r>
+      <w:r>
+        <w:rPr>
+          <w:lang w:val="ru-RU"/>
+        </w:rPr>
+        <w:t>10</w:t>
+      </w:r>
+      <w:r>
+        <w:rPr>
+          <w:lang w:val="ru-RU"/>
+        </w:rPr>
+        <w:t xml:space="preserve">, 3) = </w:t>
+      </w:r>
+      <w:r>
+        <w:rPr>
+          <w:lang w:val="en-US"/>
+        </w:rPr>
+        <w:t>3</w:t>
       </w:r>
     </w:p>
     <w:p>
@@ -3643,7 +3843,19 @@
         <w:rPr>
           <w:lang w:val="ru-RU"/>
         </w:rPr>
-        <w:t>- Проходим через узел 4.</w:t>
+        <w:t xml:space="preserve">- Проходим через узел </w:t>
+      </w:r>
+      <w:r>
+        <w:rPr>
+          <w:lang w:val="ru-RU"/>
+        </w:rPr>
+        <w:t>8</w:t>
+      </w:r>
+      <w:r>
+        <w:rPr>
+          <w:lang w:val="ru-RU"/>
+        </w:rPr>
+        <w:t>.</w:t>
       </w:r>
     </w:p>
     <w:p>
@@ -3657,7 +3869,19 @@
         <w:rPr>
           <w:lang w:val="ru-RU"/>
         </w:rPr>
-        <w:t>- Проходим через узел 14.</w:t>
+        <w:t xml:space="preserve">- Проходим через узел </w:t>
+      </w:r>
+      <w:r>
+        <w:rPr>
+          <w:lang w:val="ru-RU"/>
+        </w:rPr>
+        <w:t>9</w:t>
+      </w:r>
+      <w:r>
+        <w:rPr>
+          <w:lang w:val="ru-RU"/>
+        </w:rPr>
+        <w:t>.</w:t>
       </w:r>
     </w:p>
     <w:p>
@@ -3685,7 +3909,7 @@
         <w:rPr>
           <w:lang w:val="ru-RU"/>
         </w:rPr>
-        <w:t>- Проходим через узел 2.</w:t>
+        <w:t>- Наконец, достигаем узла 3.</w:t>
       </w:r>
     </w:p>
     <w:p>
@@ -3699,7 +3923,31 @@
         <w:rPr>
           <w:lang w:val="ru-RU"/>
         </w:rPr>
-        <w:t>- Наконец, достигаем узла 3.</w:t>
+        <w:t xml:space="preserve">Полный маршрут: 1 → </w:t>
+      </w:r>
+      <w:r>
+        <w:rPr>
+          <w:lang w:val="ru-RU"/>
+        </w:rPr>
+        <w:t>8</w:t>
+      </w:r>
+      <w:r>
+        <w:rPr>
+          <w:lang w:val="ru-RU"/>
+        </w:rPr>
+        <w:t xml:space="preserve"> → </w:t>
+      </w:r>
+      <w:r>
+        <w:rPr>
+          <w:lang w:val="ru-RU"/>
+        </w:rPr>
+        <w:t>9</w:t>
+      </w:r>
+      <w:r>
+        <w:rPr>
+          <w:lang w:val="ru-RU"/>
+        </w:rPr>
+        <w:t xml:space="preserve"> → 12 → 3.</w:t>
       </w:r>
     </w:p>
     <w:p>
@@ -3713,37 +3961,23 @@
         <w:rPr>
           <w:lang w:val="ru-RU"/>
         </w:rPr>
-        <w:t>Полный маршрут: 1 → 4 → 14 → 12 → 2 → 3.</w:t>
-      </w:r>
-    </w:p>
-    <w:p>
-      <w:pPr>
-        <w:jc w:val="left"/>
-        <w:rPr>
-          <w:lang w:val="en-US"/>
-        </w:rPr>
-      </w:pPr>
-      <w:r>
-        <w:rPr>
-          <w:lang w:val="ru-RU"/>
-        </w:rPr>
         <w:t>Сумма матрицы</w:t>
       </w:r>
       <w:r>
         <w:rPr>
-          <w:lang w:val="en-US"/>
+          <w:lang w:val="ru-RU"/>
         </w:rPr>
         <w:t>:</w:t>
       </w:r>
       <w:r>
         <w:rPr>
-          <w:lang w:val="en-US"/>
+          <w:lang w:val="ru-RU"/>
         </w:rPr>
         <w:t>3</w:t>
       </w:r>
       <w:r>
         <w:rPr>
-          <w:lang w:val="en-US"/>
+          <w:lang w:val="ru-RU"/>
         </w:rPr>
         <w:t>662</w:t>
       </w:r>
@@ -3781,6 +4015,7 @@
       </w:pPr>
       <w:r>
         <w:rPr>
+          <w:noProof/>
           <w:lang w:val="ru-RU"/>
         </w:rPr>
         <w:lastRenderedPageBreak/>
@@ -3981,6 +4216,7 @@
       </w:pPr>
       <w:r>
         <w:rPr>
+          <w:noProof/>
           <w:lang w:val="ru-RU"/>
         </w:rPr>
         <w:lastRenderedPageBreak/>
@@ -4112,6 +4348,9 @@
     </w:p>
     <w:p>
       <w:r>
+        <w:rPr>
+          <w:noProof/>
+        </w:rPr>
         <w:drawing>
           <wp:inline distT="0" distB="0" distL="0" distR="0" wp14:anchorId="24D95A17" wp14:editId="7E6AFA72">
             <wp:extent cx="6196965" cy="1757045"/>
@@ -4236,6 +4475,7 @@
       </w:pPr>
       <w:r>
         <w:rPr>
+          <w:noProof/>
           <w:lang w:val="ru-RU"/>
         </w:rPr>
         <w:lastRenderedPageBreak/>
@@ -7938,28 +8178,28 @@
 </file>
 
 <file path=customXml/item1.xml><?xml version="1.0" encoding="utf-8"?>
-<b:Sources xmlns:b="http://schemas.openxmlformats.org/officeDocument/2006/bibliography" xmlns="http://schemas.openxmlformats.org/officeDocument/2006/bibliography" SelectedStyle="\APASixthEditionOfficeOnline.xsl" StyleName="APA" Version="6"/>
-</file>
-
-<file path=customXml/item2.xml><?xml version="1.0" encoding="utf-8"?>
 <go:gDocsCustomXmlDataStorage xmlns:go="http://customooxmlschemas.google.com/" xmlns:r="http://schemas.openxmlformats.org/officeDocument/2006/relationships">
   <go:docsCustomData xmlns:go="http://customooxmlschemas.google.com/" roundtripDataSignature="AMtx7mhXfTw84m9le8KgaXP5mWG5TOB5yg==">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</go:docsCustomData>
 </go:gDocsCustomXmlDataStorage>
 </file>
 
-<file path=customXml/itemProps1.xml><?xml version="1.0" encoding="utf-8"?>
-<ds:datastoreItem xmlns:ds="http://schemas.openxmlformats.org/officeDocument/2006/customXml" ds:itemID="{4CF0E839-ACED-435B-AA46-EED12CF5F980}">
-  <ds:schemaRefs>
-    <ds:schemaRef ds:uri="http://schemas.openxmlformats.org/officeDocument/2006/bibliography"/>
-  </ds:schemaRefs>
-</ds:datastoreItem>
+<file path=customXml/item2.xml><?xml version="1.0" encoding="utf-8"?>
+<b:Sources xmlns:b="http://schemas.openxmlformats.org/officeDocument/2006/bibliography" xmlns="http://schemas.openxmlformats.org/officeDocument/2006/bibliography" SelectedStyle="\APASixthEditionOfficeOnline.xsl" StyleName="APA" Version="6"/>
 </file>
 
-<file path=customXml/itemProps2.xml><?xml version="1.0" encoding="utf-8"?>
+<file path=customXml/itemProps1.xml><?xml version="1.0" encoding="utf-8"?>
 <ds:datastoreItem xmlns:ds="http://schemas.openxmlformats.org/officeDocument/2006/customXml" ds:itemID="{11111111-1234-1234-1234-123412341234}">
   <ds:schemaRefs>
     <ds:schemaRef ds:uri="http://customooxmlschemas.google.com/"/>
     <ds:schemaRef ds:uri="http://schemas.openxmlformats.org/officeDocument/2006/relationships"/>
   </ds:schemaRefs>
 </ds:datastoreItem>
+</file>
+
+<file path=customXml/itemProps2.xml><?xml version="1.0" encoding="utf-8"?>
+<ds:datastoreItem xmlns:ds="http://schemas.openxmlformats.org/officeDocument/2006/customXml" ds:itemID="{4CF0E839-ACED-435B-AA46-EED12CF5F980}">
+  <ds:schemaRefs>
+    <ds:schemaRef ds:uri="http://schemas.openxmlformats.org/officeDocument/2006/bibliography"/>
+  </ds:schemaRefs>
+</ds:datastoreItem>
 </file>
--- a/ММСС/kurs/kurs.docx
+++ b/ММСС/kurs/kurs.docx
@@ -13,7 +13,21 @@
         <w:rPr>
           <w:b/>
         </w:rPr>
-        <w:t>МИНИСТЕРСТВО ЦИФРОВОГО РАЗВИТИЯ, СВЯЗИ И МАССОВЫХ КОММУНИКАЦИЙ РОССИЙСКОЙ ФЕДЕРАЦИИ ФЕДЕРАЛЬНОЕ ГОСУДАРСТВЕННОЕ БЮДЖЕТНОЕ ОБРАЗОВАТЕЛЬНОЕ УЧРЕЖДЕНИЕ ВЫСШЕГО ОБРАЗОВАНИЯ «САНКТ-ПЕТЕРБУРГСКИЙ ГОСУДАРСТВЕННЫЙ УНИВЕРСИТЕТ ТЕЛЕКОММУНИКАЦИЙ ИМ. ПРОФ. М.А. БОНЧ-БРУЕВИЧА» (СПбГУТ)</w:t>
+        <w:t>МИНИСТЕРСТВО ЦИФРОВОГО РАЗВИТИЯ, СВЯЗИ И МАССОВЫХ КОММУНИКАЦИЙ РОССИЙСКОЙ ФЕДЕРАЦИИ ФЕДЕРАЛЬНОЕ ГОСУДАРСТВЕННОЕ БЮДЖЕТНОЕ ОБРАЗОВАТЕЛЬНОЕ УЧРЕЖДЕНИЕ ВЫСШЕГО ОБРАЗОВАНИЯ «САНКТ-ПЕТЕРБУРГСКИЙ ГОСУДАРСТВЕННЫЙ УНИВЕРСИТЕТ ТЕЛЕКОММУНИКАЦИЙ ИМ. ПРОФ. М.А. БОНЧ-БРУЕВИЧА» (</w:t>
+      </w:r>
+      <w:proofErr w:type="spellStart"/>
+      <w:r>
+        <w:rPr>
+          <w:b/>
+        </w:rPr>
+        <w:t>СПбГУТ</w:t>
+      </w:r>
+      <w:proofErr w:type="spellEnd"/>
+      <w:r>
+        <w:rPr>
+          <w:b/>
+        </w:rPr>
+        <w:t>)</w:t>
       </w:r>
     </w:p>
     <w:p>
@@ -647,11 +661,9 @@
             <w:rPr>
               <w:rFonts w:asciiTheme="minorHAnsi" w:eastAsiaTheme="minorEastAsia" w:hAnsiTheme="minorHAnsi" w:cstheme="minorBidi"/>
               <w:noProof/>
-              <w:kern w:val="2"/>
               <w:sz w:val="22"/>
               <w:szCs w:val="22"/>
               <w:lang w:val="ru-RU"/>
-              <w14:ligatures w14:val="standardContextual"/>
             </w:rPr>
           </w:pPr>
           <w:r>
@@ -663,7 +675,7 @@
           <w:r>
             <w:fldChar w:fldCharType="separate"/>
           </w:r>
-          <w:hyperlink w:anchor="_Toc152672585" w:history="1">
+          <w:hyperlink w:anchor="_Toc214006687" w:history="1">
             <w:r>
               <w:rPr>
                 <w:rStyle w:val="a6"/>
@@ -676,11 +688,9 @@
               <w:rPr>
                 <w:rFonts w:asciiTheme="minorHAnsi" w:eastAsiaTheme="minorEastAsia" w:hAnsiTheme="minorHAnsi" w:cstheme="minorBidi"/>
                 <w:noProof/>
-                <w:kern w:val="2"/>
                 <w:sz w:val="22"/>
                 <w:szCs w:val="22"/>
                 <w:lang w:val="ru-RU"/>
-                <w14:ligatures w14:val="standardContextual"/>
               </w:rPr>
               <w:tab/>
             </w:r>
@@ -711,7 +721,7 @@
                 <w:noProof/>
                 <w:webHidden/>
               </w:rPr>
-              <w:instrText xml:space="preserve"> PAGEREF _Toc152672585 \h </w:instrText>
+              <w:instrText xml:space="preserve"> PAGEREF _Toc214006687 \h </w:instrText>
             </w:r>
             <w:r>
               <w:rPr>
@@ -752,14 +762,12 @@
             <w:rPr>
               <w:rFonts w:asciiTheme="minorHAnsi" w:eastAsiaTheme="minorEastAsia" w:hAnsiTheme="minorHAnsi" w:cstheme="minorBidi"/>
               <w:noProof/>
-              <w:kern w:val="2"/>
               <w:sz w:val="22"/>
               <w:szCs w:val="22"/>
               <w:lang w:val="ru-RU"/>
-              <w14:ligatures w14:val="standardContextual"/>
             </w:rPr>
           </w:pPr>
-          <w:hyperlink w:anchor="_Toc152672586" w:history="1">
+          <w:hyperlink w:anchor="_Toc214006688" w:history="1">
             <w:r>
               <w:rPr>
                 <w:rStyle w:val="a6"/>
@@ -772,11 +780,9 @@
               <w:rPr>
                 <w:rFonts w:asciiTheme="minorHAnsi" w:eastAsiaTheme="minorEastAsia" w:hAnsiTheme="minorHAnsi" w:cstheme="minorBidi"/>
                 <w:noProof/>
-                <w:kern w:val="2"/>
                 <w:sz w:val="22"/>
                 <w:szCs w:val="22"/>
                 <w:lang w:val="ru-RU"/>
-                <w14:ligatures w14:val="standardContextual"/>
               </w:rPr>
               <w:tab/>
             </w:r>
@@ -807,7 +813,7 @@
                 <w:noProof/>
                 <w:webHidden/>
               </w:rPr>
-              <w:instrText xml:space="preserve"> PAGEREF _Toc152672586 \h </w:instrText>
+              <w:instrText xml:space="preserve"> PAGEREF _Toc214006688 \h </w:instrText>
             </w:r>
             <w:r>
               <w:rPr>
@@ -848,14 +854,12 @@
             <w:rPr>
               <w:rFonts w:asciiTheme="minorHAnsi" w:eastAsiaTheme="minorEastAsia" w:hAnsiTheme="minorHAnsi" w:cstheme="minorBidi"/>
               <w:noProof/>
-              <w:kern w:val="2"/>
               <w:sz w:val="22"/>
               <w:szCs w:val="22"/>
               <w:lang w:val="ru-RU"/>
-              <w14:ligatures w14:val="standardContextual"/>
             </w:rPr>
           </w:pPr>
-          <w:hyperlink w:anchor="_Toc152672587" w:history="1">
+          <w:hyperlink w:anchor="_Toc214006689" w:history="1">
             <w:r>
               <w:rPr>
                 <w:rStyle w:val="a6"/>
@@ -868,11 +872,9 @@
               <w:rPr>
                 <w:rFonts w:asciiTheme="minorHAnsi" w:eastAsiaTheme="minorEastAsia" w:hAnsiTheme="minorHAnsi" w:cstheme="minorBidi"/>
                 <w:noProof/>
-                <w:kern w:val="2"/>
                 <w:sz w:val="22"/>
                 <w:szCs w:val="22"/>
                 <w:lang w:val="ru-RU"/>
-                <w14:ligatures w14:val="standardContextual"/>
               </w:rPr>
               <w:tab/>
             </w:r>
@@ -903,7 +905,7 @@
                 <w:noProof/>
                 <w:webHidden/>
               </w:rPr>
-              <w:instrText xml:space="preserve"> PAGEREF _Toc152672587 \h </w:instrText>
+              <w:instrText xml:space="preserve"> PAGEREF _Toc214006689 \h </w:instrText>
             </w:r>
             <w:r>
               <w:rPr>
@@ -944,14 +946,12 @@
             <w:rPr>
               <w:rFonts w:asciiTheme="minorHAnsi" w:eastAsiaTheme="minorEastAsia" w:hAnsiTheme="minorHAnsi" w:cstheme="minorBidi"/>
               <w:noProof/>
-              <w:kern w:val="2"/>
               <w:sz w:val="22"/>
               <w:szCs w:val="22"/>
               <w:lang w:val="ru-RU"/>
-              <w14:ligatures w14:val="standardContextual"/>
             </w:rPr>
           </w:pPr>
-          <w:hyperlink w:anchor="_Toc152672588" w:history="1">
+          <w:hyperlink w:anchor="_Toc214006690" w:history="1">
             <w:r>
               <w:rPr>
                 <w:rStyle w:val="a6"/>
@@ -964,11 +964,9 @@
               <w:rPr>
                 <w:rFonts w:asciiTheme="minorHAnsi" w:eastAsiaTheme="minorEastAsia" w:hAnsiTheme="minorHAnsi" w:cstheme="minorBidi"/>
                 <w:noProof/>
-                <w:kern w:val="2"/>
                 <w:sz w:val="22"/>
                 <w:szCs w:val="22"/>
                 <w:lang w:val="ru-RU"/>
-                <w14:ligatures w14:val="standardContextual"/>
               </w:rPr>
               <w:tab/>
             </w:r>
@@ -999,7 +997,7 @@
                 <w:noProof/>
                 <w:webHidden/>
               </w:rPr>
-              <w:instrText xml:space="preserve"> PAGEREF _Toc152672588 \h </w:instrText>
+              <w:instrText xml:space="preserve"> PAGEREF _Toc214006690 \h </w:instrText>
             </w:r>
             <w:r>
               <w:rPr>
@@ -1040,18 +1038,17 @@
             <w:rPr>
               <w:rFonts w:asciiTheme="minorHAnsi" w:eastAsiaTheme="minorEastAsia" w:hAnsiTheme="minorHAnsi" w:cstheme="minorBidi"/>
               <w:noProof/>
-              <w:kern w:val="2"/>
               <w:sz w:val="22"/>
               <w:szCs w:val="22"/>
               <w:lang w:val="ru-RU"/>
-              <w14:ligatures w14:val="standardContextual"/>
             </w:rPr>
           </w:pPr>
-          <w:hyperlink w:anchor="_Toc152672589" w:history="1">
+          <w:hyperlink w:anchor="_Toc214006691" w:history="1">
             <w:r>
               <w:rPr>
                 <w:rStyle w:val="a6"/>
                 <w:noProof/>
+                <w:lang w:val="ru-RU"/>
               </w:rPr>
               <w:t>2.</w:t>
             </w:r>
@@ -1059,11 +1056,9 @@
               <w:rPr>
                 <w:rFonts w:asciiTheme="minorHAnsi" w:eastAsiaTheme="minorEastAsia" w:hAnsiTheme="minorHAnsi" w:cstheme="minorBidi"/>
                 <w:noProof/>
-                <w:kern w:val="2"/>
                 <w:sz w:val="22"/>
                 <w:szCs w:val="22"/>
                 <w:lang w:val="ru-RU"/>
-                <w14:ligatures w14:val="standardContextual"/>
               </w:rPr>
               <w:tab/>
             </w:r>
@@ -1093,7 +1088,7 @@
                 <w:noProof/>
                 <w:webHidden/>
               </w:rPr>
-              <w:instrText xml:space="preserve"> PAGEREF _Toc152672589 \h </w:instrText>
+              <w:instrText xml:space="preserve"> PAGEREF _Toc214006691 \h </w:instrText>
             </w:r>
             <w:r>
               <w:rPr>
@@ -1134,18 +1129,17 @@
             <w:rPr>
               <w:rFonts w:asciiTheme="minorHAnsi" w:eastAsiaTheme="minorEastAsia" w:hAnsiTheme="minorHAnsi" w:cstheme="minorBidi"/>
               <w:noProof/>
-              <w:kern w:val="2"/>
               <w:sz w:val="22"/>
               <w:szCs w:val="22"/>
               <w:lang w:val="ru-RU"/>
-              <w14:ligatures w14:val="standardContextual"/>
             </w:rPr>
           </w:pPr>
-          <w:hyperlink w:anchor="_Toc152672590" w:history="1">
+          <w:hyperlink w:anchor="_Toc214006692" w:history="1">
             <w:r>
               <w:rPr>
                 <w:rStyle w:val="a6"/>
                 <w:noProof/>
+                <w:lang w:val="ru-RU"/>
               </w:rPr>
               <w:t>3.</w:t>
             </w:r>
@@ -1153,11 +1147,9 @@
               <w:rPr>
                 <w:rFonts w:asciiTheme="minorHAnsi" w:eastAsiaTheme="minorEastAsia" w:hAnsiTheme="minorHAnsi" w:cstheme="minorBidi"/>
                 <w:noProof/>
-                <w:kern w:val="2"/>
                 <w:sz w:val="22"/>
                 <w:szCs w:val="22"/>
                 <w:lang w:val="ru-RU"/>
-                <w14:ligatures w14:val="standardContextual"/>
               </w:rPr>
               <w:tab/>
             </w:r>
@@ -1187,7 +1179,7 @@
                 <w:noProof/>
                 <w:webHidden/>
               </w:rPr>
-              <w:instrText xml:space="preserve"> PAGEREF _Toc152672590 \h </w:instrText>
+              <w:instrText xml:space="preserve"> PAGEREF _Toc214006692 \h </w:instrText>
             </w:r>
             <w:r>
               <w:rPr>
@@ -1228,18 +1220,17 @@
             <w:rPr>
               <w:rFonts w:asciiTheme="minorHAnsi" w:eastAsiaTheme="minorEastAsia" w:hAnsiTheme="minorHAnsi" w:cstheme="minorBidi"/>
               <w:noProof/>
-              <w:kern w:val="2"/>
               <w:sz w:val="22"/>
               <w:szCs w:val="22"/>
               <w:lang w:val="ru-RU"/>
-              <w14:ligatures w14:val="standardContextual"/>
             </w:rPr>
           </w:pPr>
-          <w:hyperlink w:anchor="_Toc152672591" w:history="1">
+          <w:hyperlink w:anchor="_Toc214006693" w:history="1">
             <w:r>
               <w:rPr>
                 <w:rStyle w:val="a6"/>
                 <w:noProof/>
+                <w:lang w:val="ru-RU"/>
               </w:rPr>
               <w:t>4.</w:t>
             </w:r>
@@ -1247,11 +1238,9 @@
               <w:rPr>
                 <w:rFonts w:asciiTheme="minorHAnsi" w:eastAsiaTheme="minorEastAsia" w:hAnsiTheme="minorHAnsi" w:cstheme="minorBidi"/>
                 <w:noProof/>
-                <w:kern w:val="2"/>
                 <w:sz w:val="22"/>
                 <w:szCs w:val="22"/>
                 <w:lang w:val="ru-RU"/>
-                <w14:ligatures w14:val="standardContextual"/>
               </w:rPr>
               <w:tab/>
             </w:r>
@@ -1281,7 +1270,7 @@
                 <w:noProof/>
                 <w:webHidden/>
               </w:rPr>
-              <w:instrText xml:space="preserve"> PAGEREF _Toc152672591 \h </w:instrText>
+              <w:instrText xml:space="preserve"> PAGEREF _Toc214006693 \h </w:instrText>
             </w:r>
             <w:r>
               <w:rPr>
@@ -1301,7 +1290,7 @@
                 <w:noProof/>
                 <w:webHidden/>
               </w:rPr>
-              <w:t>7</w:t>
+              <w:t>6</w:t>
             </w:r>
             <w:r>
               <w:rPr>
@@ -1322,18 +1311,17 @@
             <w:rPr>
               <w:rFonts w:asciiTheme="minorHAnsi" w:eastAsiaTheme="minorEastAsia" w:hAnsiTheme="minorHAnsi" w:cstheme="minorBidi"/>
               <w:noProof/>
-              <w:kern w:val="2"/>
               <w:sz w:val="22"/>
               <w:szCs w:val="22"/>
               <w:lang w:val="ru-RU"/>
-              <w14:ligatures w14:val="standardContextual"/>
             </w:rPr>
           </w:pPr>
-          <w:hyperlink w:anchor="_Toc152672592" w:history="1">
+          <w:hyperlink w:anchor="_Toc214006694" w:history="1">
             <w:r>
               <w:rPr>
                 <w:rStyle w:val="a6"/>
                 <w:noProof/>
+                <w:lang w:val="ru-RU"/>
               </w:rPr>
               <w:t>5.</w:t>
             </w:r>
@@ -1341,11 +1329,9 @@
               <w:rPr>
                 <w:rFonts w:asciiTheme="minorHAnsi" w:eastAsiaTheme="minorEastAsia" w:hAnsiTheme="minorHAnsi" w:cstheme="minorBidi"/>
                 <w:noProof/>
-                <w:kern w:val="2"/>
                 <w:sz w:val="22"/>
                 <w:szCs w:val="22"/>
                 <w:lang w:val="ru-RU"/>
-                <w14:ligatures w14:val="standardContextual"/>
               </w:rPr>
               <w:tab/>
             </w:r>
@@ -1375,7 +1361,7 @@
                 <w:noProof/>
                 <w:webHidden/>
               </w:rPr>
-              <w:instrText xml:space="preserve"> PAGEREF _Toc152672592 \h </w:instrText>
+              <w:instrText xml:space="preserve"> PAGEREF _Toc214006694 \h </w:instrText>
             </w:r>
             <w:r>
               <w:rPr>
@@ -1395,7 +1381,7 @@
                 <w:noProof/>
                 <w:webHidden/>
               </w:rPr>
-              <w:t>8</w:t>
+              <w:t>7</w:t>
             </w:r>
             <w:r>
               <w:rPr>
@@ -1416,18 +1402,17 @@
             <w:rPr>
               <w:rFonts w:asciiTheme="minorHAnsi" w:eastAsiaTheme="minorEastAsia" w:hAnsiTheme="minorHAnsi" w:cstheme="minorBidi"/>
               <w:noProof/>
-              <w:kern w:val="2"/>
               <w:sz w:val="22"/>
               <w:szCs w:val="22"/>
               <w:lang w:val="ru-RU"/>
-              <w14:ligatures w14:val="standardContextual"/>
             </w:rPr>
           </w:pPr>
-          <w:hyperlink w:anchor="_Toc152672593" w:history="1">
+          <w:hyperlink w:anchor="_Toc214006695" w:history="1">
             <w:r>
               <w:rPr>
                 <w:rStyle w:val="a6"/>
                 <w:noProof/>
+                <w:lang w:val="ru-RU"/>
               </w:rPr>
               <w:t>6.</w:t>
             </w:r>
@@ -1435,11 +1420,9 @@
               <w:rPr>
                 <w:rFonts w:asciiTheme="minorHAnsi" w:eastAsiaTheme="minorEastAsia" w:hAnsiTheme="minorHAnsi" w:cstheme="minorBidi"/>
                 <w:noProof/>
-                <w:kern w:val="2"/>
                 <w:sz w:val="22"/>
                 <w:szCs w:val="22"/>
                 <w:lang w:val="ru-RU"/>
-                <w14:ligatures w14:val="standardContextual"/>
               </w:rPr>
               <w:tab/>
             </w:r>
@@ -1469,7 +1452,7 @@
                 <w:noProof/>
                 <w:webHidden/>
               </w:rPr>
-              <w:instrText xml:space="preserve"> PAGEREF _Toc152672593 \h </w:instrText>
+              <w:instrText xml:space="preserve"> PAGEREF _Toc214006695 \h </w:instrText>
             </w:r>
             <w:r>
               <w:rPr>
@@ -1489,7 +1472,7 @@
                 <w:noProof/>
                 <w:webHidden/>
               </w:rPr>
-              <w:t>9</w:t>
+              <w:t>8</w:t>
             </w:r>
             <w:r>
               <w:rPr>
@@ -1510,18 +1493,17 @@
             <w:rPr>
               <w:rFonts w:asciiTheme="minorHAnsi" w:eastAsiaTheme="minorEastAsia" w:hAnsiTheme="minorHAnsi" w:cstheme="minorBidi"/>
               <w:noProof/>
-              <w:kern w:val="2"/>
               <w:sz w:val="22"/>
               <w:szCs w:val="22"/>
               <w:lang w:val="ru-RU"/>
-              <w14:ligatures w14:val="standardContextual"/>
             </w:rPr>
           </w:pPr>
-          <w:hyperlink w:anchor="_Toc152672594" w:history="1">
+          <w:hyperlink w:anchor="_Toc214006696" w:history="1">
             <w:r>
               <w:rPr>
                 <w:rStyle w:val="a6"/>
                 <w:noProof/>
+                <w:lang w:val="ru-RU"/>
               </w:rPr>
               <w:t>7.</w:t>
             </w:r>
@@ -1529,11 +1511,9 @@
               <w:rPr>
                 <w:rFonts w:asciiTheme="minorHAnsi" w:eastAsiaTheme="minorEastAsia" w:hAnsiTheme="minorHAnsi" w:cstheme="minorBidi"/>
                 <w:noProof/>
-                <w:kern w:val="2"/>
                 <w:sz w:val="22"/>
                 <w:szCs w:val="22"/>
                 <w:lang w:val="ru-RU"/>
-                <w14:ligatures w14:val="standardContextual"/>
               </w:rPr>
               <w:tab/>
             </w:r>
@@ -1563,7 +1543,7 @@
                 <w:noProof/>
                 <w:webHidden/>
               </w:rPr>
-              <w:instrText xml:space="preserve"> PAGEREF _Toc152672594 \h </w:instrText>
+              <w:instrText xml:space="preserve"> PAGEREF _Toc214006696 \h </w:instrText>
             </w:r>
             <w:r>
               <w:rPr>
@@ -1583,7 +1563,7 @@
                 <w:noProof/>
                 <w:webHidden/>
               </w:rPr>
-              <w:t>10</w:t>
+              <w:t>9</w:t>
             </w:r>
             <w:r>
               <w:rPr>
@@ -1604,18 +1584,17 @@
             <w:rPr>
               <w:rFonts w:asciiTheme="minorHAnsi" w:eastAsiaTheme="minorEastAsia" w:hAnsiTheme="minorHAnsi" w:cstheme="minorBidi"/>
               <w:noProof/>
-              <w:kern w:val="2"/>
               <w:sz w:val="22"/>
               <w:szCs w:val="22"/>
               <w:lang w:val="ru-RU"/>
-              <w14:ligatures w14:val="standardContextual"/>
             </w:rPr>
           </w:pPr>
-          <w:hyperlink w:anchor="_Toc152672595" w:history="1">
+          <w:hyperlink w:anchor="_Toc214006697" w:history="1">
             <w:r>
               <w:rPr>
                 <w:rStyle w:val="a6"/>
                 <w:noProof/>
+                <w:lang w:val="ru-RU"/>
               </w:rPr>
               <w:t>8.</w:t>
             </w:r>
@@ -1623,11 +1602,9 @@
               <w:rPr>
                 <w:rFonts w:asciiTheme="minorHAnsi" w:eastAsiaTheme="minorEastAsia" w:hAnsiTheme="minorHAnsi" w:cstheme="minorBidi"/>
                 <w:noProof/>
-                <w:kern w:val="2"/>
                 <w:sz w:val="22"/>
                 <w:szCs w:val="22"/>
                 <w:lang w:val="ru-RU"/>
-                <w14:ligatures w14:val="standardContextual"/>
               </w:rPr>
               <w:tab/>
             </w:r>
@@ -1657,7 +1634,7 @@
                 <w:noProof/>
                 <w:webHidden/>
               </w:rPr>
-              <w:instrText xml:space="preserve"> PAGEREF _Toc152672595 \h </w:instrText>
+              <w:instrText xml:space="preserve"> PAGEREF _Toc214006697 \h </w:instrText>
             </w:r>
             <w:r>
               <w:rPr>
@@ -1677,7 +1654,7 @@
                 <w:noProof/>
                 <w:webHidden/>
               </w:rPr>
-              <w:t>11</w:t>
+              <w:t>10</w:t>
             </w:r>
             <w:r>
               <w:rPr>
@@ -1698,18 +1675,17 @@
             <w:rPr>
               <w:rFonts w:asciiTheme="minorHAnsi" w:eastAsiaTheme="minorEastAsia" w:hAnsiTheme="minorHAnsi" w:cstheme="minorBidi"/>
               <w:noProof/>
-              <w:kern w:val="2"/>
               <w:sz w:val="22"/>
               <w:szCs w:val="22"/>
               <w:lang w:val="ru-RU"/>
-              <w14:ligatures w14:val="standardContextual"/>
             </w:rPr>
           </w:pPr>
-          <w:hyperlink w:anchor="_Toc152672596" w:history="1">
+          <w:hyperlink w:anchor="_Toc214006698" w:history="1">
             <w:r>
               <w:rPr>
                 <w:rStyle w:val="a6"/>
                 <w:noProof/>
+                <w:lang w:val="ru-RU"/>
               </w:rPr>
               <w:t>9.</w:t>
             </w:r>
@@ -1717,11 +1693,9 @@
               <w:rPr>
                 <w:rFonts w:asciiTheme="minorHAnsi" w:eastAsiaTheme="minorEastAsia" w:hAnsiTheme="minorHAnsi" w:cstheme="minorBidi"/>
                 <w:noProof/>
-                <w:kern w:val="2"/>
                 <w:sz w:val="22"/>
                 <w:szCs w:val="22"/>
                 <w:lang w:val="ru-RU"/>
-                <w14:ligatures w14:val="standardContextual"/>
               </w:rPr>
               <w:tab/>
             </w:r>
@@ -1751,7 +1725,7 @@
                 <w:noProof/>
                 <w:webHidden/>
               </w:rPr>
-              <w:instrText xml:space="preserve"> PAGEREF _Toc152672596 \h </w:instrText>
+              <w:instrText xml:space="preserve"> PAGEREF _Toc214006698 \h </w:instrText>
             </w:r>
             <w:r>
               <w:rPr>
@@ -1792,18 +1766,17 @@
             <w:rPr>
               <w:rFonts w:asciiTheme="minorHAnsi" w:eastAsiaTheme="minorEastAsia" w:hAnsiTheme="minorHAnsi" w:cstheme="minorBidi"/>
               <w:noProof/>
-              <w:kern w:val="2"/>
               <w:sz w:val="22"/>
               <w:szCs w:val="22"/>
               <w:lang w:val="ru-RU"/>
-              <w14:ligatures w14:val="standardContextual"/>
             </w:rPr>
           </w:pPr>
-          <w:hyperlink w:anchor="_Toc152672597" w:history="1">
+          <w:hyperlink w:anchor="_Toc214006699" w:history="1">
             <w:r>
               <w:rPr>
                 <w:rStyle w:val="a6"/>
                 <w:noProof/>
+                <w:lang w:val="ru-RU"/>
               </w:rPr>
               <w:t>10.</w:t>
             </w:r>
@@ -1811,11 +1784,9 @@
               <w:rPr>
                 <w:rFonts w:asciiTheme="minorHAnsi" w:eastAsiaTheme="minorEastAsia" w:hAnsiTheme="minorHAnsi" w:cstheme="minorBidi"/>
                 <w:noProof/>
-                <w:kern w:val="2"/>
                 <w:sz w:val="22"/>
                 <w:szCs w:val="22"/>
                 <w:lang w:val="ru-RU"/>
-                <w14:ligatures w14:val="standardContextual"/>
               </w:rPr>
               <w:tab/>
             </w:r>
@@ -1823,8 +1794,9 @@
               <w:rPr>
                 <w:rStyle w:val="a6"/>
                 <w:noProof/>
-              </w:rPr>
-              <w:t>Оптимизация пропускной способности линий связи</w:t>
+                <w:lang w:val="ru-RU"/>
+              </w:rPr>
+              <w:t>Выводы</w:t>
             </w:r>
             <w:r>
               <w:rPr>
@@ -1845,7 +1817,7 @@
                 <w:noProof/>
                 <w:webHidden/>
               </w:rPr>
-              <w:instrText xml:space="preserve"> PAGEREF _Toc152672597 \h </w:instrText>
+              <w:instrText xml:space="preserve"> PAGEREF _Toc214006699 \h </w:instrText>
             </w:r>
             <w:r>
               <w:rPr>
@@ -1862,110 +1834,10 @@
             </w:r>
             <w:r>
               <w:rPr>
-                <w:b/>
-                <w:bCs/>
-                <w:noProof/>
-                <w:webHidden/>
-                <w:lang w:val="en-US"/>
-              </w:rPr>
-              <w:t>Error! Bookmark not defined.</w:t>
-            </w:r>
-            <w:r>
-              <w:rPr>
-                <w:noProof/>
-                <w:webHidden/>
-              </w:rPr>
-              <w:fldChar w:fldCharType="end"/>
-            </w:r>
-          </w:hyperlink>
-        </w:p>
-        <w:p>
-          <w:pPr>
-            <w:pStyle w:val="10"/>
-            <w:tabs>
-              <w:tab w:val="left" w:pos="660"/>
-              <w:tab w:val="right" w:leader="dot" w:pos="9749"/>
-            </w:tabs>
-            <w:rPr>
-              <w:rFonts w:asciiTheme="minorHAnsi" w:eastAsiaTheme="minorEastAsia" w:hAnsiTheme="minorHAnsi" w:cstheme="minorBidi"/>
-              <w:noProof/>
-              <w:kern w:val="2"/>
-              <w:sz w:val="22"/>
-              <w:szCs w:val="22"/>
-              <w:lang w:val="ru-RU"/>
-              <w14:ligatures w14:val="standardContextual"/>
-            </w:rPr>
-          </w:pPr>
-          <w:hyperlink w:anchor="_Toc152672598" w:history="1">
-            <w:r>
-              <w:rPr>
-                <w:rStyle w:val="a6"/>
-                <w:noProof/>
-              </w:rPr>
-              <w:t>11.</w:t>
-            </w:r>
-            <w:r>
-              <w:rPr>
-                <w:rFonts w:asciiTheme="minorHAnsi" w:eastAsiaTheme="minorEastAsia" w:hAnsiTheme="minorHAnsi" w:cstheme="minorBidi"/>
-                <w:noProof/>
-                <w:kern w:val="2"/>
-                <w:sz w:val="22"/>
-                <w:szCs w:val="22"/>
-                <w:lang w:val="ru-RU"/>
-                <w14:ligatures w14:val="standardContextual"/>
-              </w:rPr>
-              <w:tab/>
-            </w:r>
-            <w:r>
-              <w:rPr>
-                <w:rStyle w:val="a6"/>
-                <w:noProof/>
-              </w:rPr>
-              <w:t>Выводы</w:t>
-            </w:r>
-            <w:r>
-              <w:rPr>
-                <w:noProof/>
-                <w:webHidden/>
-              </w:rPr>
-              <w:tab/>
-            </w:r>
-            <w:r>
-              <w:rPr>
-                <w:noProof/>
-                <w:webHidden/>
-              </w:rPr>
-              <w:fldChar w:fldCharType="begin"/>
-            </w:r>
-            <w:r>
-              <w:rPr>
-                <w:noProof/>
-                <w:webHidden/>
-              </w:rPr>
-              <w:instrText xml:space="preserve"> PAGEREF _Toc152672598 \h </w:instrText>
-            </w:r>
-            <w:r>
-              <w:rPr>
-                <w:noProof/>
-                <w:webHidden/>
-              </w:rPr>
-            </w:r>
-            <w:r>
-              <w:rPr>
-                <w:noProof/>
-                <w:webHidden/>
-              </w:rPr>
-              <w:fldChar w:fldCharType="separate"/>
-            </w:r>
-            <w:r>
-              <w:rPr>
-                <w:b/>
-                <w:bCs/>
-                <w:noProof/>
-                <w:webHidden/>
-                <w:lang w:val="en-US"/>
-              </w:rPr>
-              <w:t>Error! Bookmark not defined.</w:t>
+                <w:noProof/>
+                <w:webHidden/>
+              </w:rPr>
+              <w:t>12</w:t>
             </w:r>
             <w:r>
               <w:rPr>
@@ -1997,7 +1869,7 @@
       <w:r>
         <w:br w:type="page"/>
       </w:r>
-      <w:bookmarkStart w:id="0" w:name="_Toc152672585"/>
+      <w:bookmarkStart w:id="0" w:name="_Toc214006687"/>
       <w:r>
         <w:rPr>
           <w:lang w:val="ru-RU"/>
@@ -2014,7 +1886,7 @@
           <w:lang w:val="ru-RU"/>
         </w:rPr>
       </w:pPr>
-      <w:bookmarkStart w:id="1" w:name="_Toc152672586"/>
+      <w:bookmarkStart w:id="1" w:name="_Toc214006688"/>
       <w:r>
         <w:rPr>
           <w:lang w:val="ru-RU"/>
@@ -2063,7 +1935,7 @@
           <w:lang w:val="ru-RU"/>
         </w:rPr>
       </w:pPr>
-      <w:bookmarkStart w:id="2" w:name="_Toc152672587"/>
+      <w:bookmarkStart w:id="2" w:name="_Toc214006689"/>
       <w:r>
         <w:rPr>
           <w:lang w:val="ru-RU"/>
@@ -2175,7 +2047,7 @@
           <w:lang w:val="ru-RU"/>
         </w:rPr>
       </w:pPr>
-      <w:bookmarkStart w:id="3" w:name="_Toc152672588"/>
+      <w:bookmarkStart w:id="3" w:name="_Toc214006690"/>
       <w:r>
         <w:rPr>
           <w:lang w:val="ru-RU"/>
@@ -2668,7 +2540,7 @@
       <w:pPr>
         <w:pStyle w:val="1"/>
       </w:pPr>
-      <w:bookmarkStart w:id="4" w:name="_Toc152672589"/>
+      <w:bookmarkStart w:id="4" w:name="_Toc214006691"/>
       <w:r>
         <w:t>Расчет интенсивности производимого в узлах сети трафика</w:t>
       </w:r>
@@ -2728,11 +2600,10 @@
           <w:noProof/>
           <w:lang w:val="ru-RU"/>
         </w:rPr>
-        <w:lastRenderedPageBreak/>
         <w:drawing>
-          <wp:inline distT="0" distB="0" distL="0" distR="0" wp14:anchorId="4EB83DE0" wp14:editId="0D2A93B1">
-            <wp:extent cx="1219370" cy="4010585"/>
-            <wp:effectExtent l="0" t="0" r="0" b="9525"/>
+          <wp:inline distT="0" distB="0" distL="0" distR="0" wp14:anchorId="4EB83DE0" wp14:editId="4BB0F37E">
+            <wp:extent cx="1219200" cy="3308985"/>
+            <wp:effectExtent l="0" t="0" r="0" b="5715"/>
             <wp:docPr id="13" name="Рисунок 13"/>
             <wp:cNvGraphicFramePr>
               <a:graphicFrameLocks xmlns:a="http://schemas.openxmlformats.org/drawingml/2006/main" noChangeAspect="1"/>
@@ -2753,7 +2624,7 @@
                   <pic:spPr>
                     <a:xfrm>
                       <a:off x="0" y="0"/>
-                      <a:ext cx="1219370" cy="4010585"/>
+                      <a:ext cx="1219374" cy="3309457"/>
                     </a:xfrm>
                     <a:prstGeom prst="rect">
                       <a:avLst/>
@@ -2795,19 +2666,11 @@
     </w:p>
     <w:p>
       <w:pPr>
-        <w:ind w:firstLine="360"/>
-        <w:jc w:val="center"/>
-        <w:rPr>
-          <w:lang w:val="ru-RU"/>
-        </w:rPr>
-      </w:pPr>
-    </w:p>
-    <w:p>
-      <w:pPr>
         <w:pStyle w:val="1"/>
       </w:pPr>
-      <w:bookmarkStart w:id="5" w:name="_Toc152672590"/>
-      <w:r>
+      <w:bookmarkStart w:id="5" w:name="_Toc214006692"/>
+      <w:r>
+        <w:lastRenderedPageBreak/>
         <w:t>Расчет коэффициентов распределения трафика по направлениям связи</w:t>
       </w:r>
       <w:bookmarkEnd w:id="5"/>
@@ -3074,9 +2937,8 @@
       <w:pPr>
         <w:pStyle w:val="1"/>
       </w:pPr>
-      <w:bookmarkStart w:id="6" w:name="_Toc152672591"/>
-      <w:r>
-        <w:lastRenderedPageBreak/>
+      <w:bookmarkStart w:id="6" w:name="_Toc214006693"/>
+      <w:r>
         <w:t>Расчет интенсивности трафика в направлениях связи</w:t>
       </w:r>
       <w:bookmarkEnd w:id="6"/>
@@ -3243,6 +3105,7 @@
           <w:noProof/>
           <w:lang w:val="ru-RU"/>
         </w:rPr>
+        <w:lastRenderedPageBreak/>
         <w:drawing>
           <wp:inline distT="0" distB="0" distL="0" distR="0" wp14:anchorId="14473521" wp14:editId="2E07FE8B">
             <wp:extent cx="6196965" cy="2275205"/>
@@ -3310,7 +3173,7 @@
       <w:pPr>
         <w:pStyle w:val="1"/>
       </w:pPr>
-      <w:bookmarkStart w:id="7" w:name="_Toc152672592"/>
+      <w:bookmarkStart w:id="7" w:name="_Toc214006694"/>
       <w:r>
         <w:t>Расчет кратчайших маршрутов между узлами сети</w:t>
       </w:r>
@@ -3327,7 +3190,21 @@
         <w:rPr>
           <w:lang w:val="ru-RU"/>
         </w:rPr>
-        <w:t>Матрицу кратчайших маршрутов найдём с помощью алгоритма Флойда-Уоршелла. Результат показан на рисунке 9.</w:t>
+        <w:t>Матрицу кратчайших маршрутов найдём с помощью алгоритма Флойда-</w:t>
+      </w:r>
+      <w:proofErr w:type="spellStart"/>
+      <w:r>
+        <w:rPr>
+          <w:lang w:val="ru-RU"/>
+        </w:rPr>
+        <w:t>Уоршелла</w:t>
+      </w:r>
+      <w:proofErr w:type="spellEnd"/>
+      <w:r>
+        <w:rPr>
+          <w:lang w:val="ru-RU"/>
+        </w:rPr>
+        <w:t>. Результат показан на рисунке 9.</w:t>
       </w:r>
     </w:p>
     <w:p>
@@ -3342,12 +3219,11 @@
           <w:noProof/>
           <w:lang w:val="ru-RU"/>
         </w:rPr>
-        <w:lastRenderedPageBreak/>
         <w:drawing>
-          <wp:inline distT="0" distB="0" distL="0" distR="0" wp14:anchorId="64CF3203" wp14:editId="71619945">
-            <wp:extent cx="6196965" cy="3686810"/>
-            <wp:effectExtent l="0" t="0" r="0" b="8890"/>
-            <wp:docPr id="2" name="Рисунок 2"/>
+          <wp:inline distT="0" distB="0" distL="0" distR="0" wp14:anchorId="33EA117E" wp14:editId="79FBE0E5">
+            <wp:extent cx="6196965" cy="3714115"/>
+            <wp:effectExtent l="0" t="0" r="0" b="635"/>
+            <wp:docPr id="7" name="Рисунок 7"/>
             <wp:cNvGraphicFramePr>
               <a:graphicFrameLocks xmlns:a="http://schemas.openxmlformats.org/drawingml/2006/main" noChangeAspect="1"/>
             </wp:cNvGraphicFramePr>
@@ -3367,7 +3243,7 @@
                   <pic:spPr>
                     <a:xfrm>
                       <a:off x="0" y="0"/>
-                      <a:ext cx="6196965" cy="3686810"/>
+                      <a:ext cx="6196965" cy="3714115"/>
                     </a:xfrm>
                     <a:prstGeom prst="rect">
                       <a:avLst/>
@@ -3446,6 +3322,7 @@
         <w:rPr>
           <w:lang w:val="ru-RU"/>
         </w:rPr>
+        <w:lastRenderedPageBreak/>
         <w:t xml:space="preserve">   - Значение в ячейке (1, 3) = </w:t>
       </w:r>
       <w:r>
@@ -3642,7 +3519,7 @@
       </w:r>
       <w:r>
         <w:rPr>
-          <w:lang w:val="en-US"/>
+          <w:lang w:val="ru-RU"/>
         </w:rPr>
         <w:t>9</w:t>
       </w:r>
@@ -3692,305 +3569,325 @@
         <w:rPr>
           <w:lang w:val="ru-RU"/>
         </w:rPr>
+        <w:t xml:space="preserve">   - Значение в ячейке (12, 3) = </w:t>
+      </w:r>
+      <w:r>
+        <w:rPr>
+          <w:lang w:val="ru-RU"/>
+        </w:rPr>
+        <w:t>10</w:t>
+      </w:r>
+      <w:r>
+        <w:rPr>
+          <w:lang w:val="ru-RU"/>
+        </w:rPr>
+        <w:t xml:space="preserve">. Это означает, что необходимо пройти через узел </w:t>
+      </w:r>
+      <w:r>
+        <w:rPr>
+          <w:lang w:val="ru-RU"/>
+        </w:rPr>
+        <w:t>10</w:t>
+      </w:r>
+      <w:r>
+        <w:rPr>
+          <w:lang w:val="ru-RU"/>
+        </w:rPr>
+        <w:t>.</w:t>
+      </w:r>
+    </w:p>
+    <w:p>
+      <w:pPr>
+        <w:jc w:val="left"/>
+        <w:rPr>
+          <w:lang w:val="ru-RU"/>
+        </w:rPr>
+      </w:pPr>
+      <w:r>
+        <w:rPr>
+          <w:lang w:val="ru-RU"/>
+        </w:rPr>
+        <w:t xml:space="preserve">5. Теперь проверим узел </w:t>
+      </w:r>
+      <w:r>
+        <w:rPr>
+          <w:lang w:val="ru-RU"/>
+        </w:rPr>
+        <w:t>10</w:t>
+      </w:r>
+      <w:r>
+        <w:rPr>
+          <w:lang w:val="ru-RU"/>
+        </w:rPr>
+        <w:t>:</w:t>
+      </w:r>
+    </w:p>
+    <w:p>
+      <w:pPr>
+        <w:jc w:val="left"/>
+        <w:rPr>
+          <w:lang w:val="ru-RU"/>
+        </w:rPr>
+      </w:pPr>
+      <w:r>
+        <w:rPr>
+          <w:lang w:val="ru-RU"/>
+        </w:rPr>
+        <w:t xml:space="preserve">   - Посмотрим на </w:t>
+      </w:r>
+      <w:r>
+        <w:rPr>
+          <w:lang w:val="ru-RU"/>
+        </w:rPr>
+        <w:t>10</w:t>
+      </w:r>
+      <w:r>
+        <w:rPr>
+          <w:lang w:val="ru-RU"/>
+        </w:rPr>
+        <w:t>-ю строку и 3-й столбец.</w:t>
+      </w:r>
+    </w:p>
+    <w:p>
+      <w:pPr>
+        <w:jc w:val="left"/>
+        <w:rPr>
+          <w:lang w:val="ru-RU"/>
+        </w:rPr>
+      </w:pPr>
+      <w:r>
+        <w:rPr>
+          <w:lang w:val="ru-RU"/>
+        </w:rPr>
+        <w:t xml:space="preserve">   - Значение в ячейке (</w:t>
+      </w:r>
+      <w:r>
+        <w:rPr>
+          <w:lang w:val="ru-RU"/>
+        </w:rPr>
+        <w:t>10</w:t>
+      </w:r>
+      <w:r>
+        <w:rPr>
+          <w:lang w:val="ru-RU"/>
+        </w:rPr>
+        <w:t xml:space="preserve">, 3) = </w:t>
+      </w:r>
+      <w:r>
+        <w:rPr>
+          <w:lang w:val="ru-RU"/>
+        </w:rPr>
+        <w:t>3</w:t>
+      </w:r>
+    </w:p>
+    <w:p>
+      <w:pPr>
+        <w:jc w:val="left"/>
+        <w:rPr>
+          <w:lang w:val="ru-RU"/>
+        </w:rPr>
+      </w:pPr>
+      <w:r>
+        <w:rPr>
+          <w:lang w:val="ru-RU"/>
+        </w:rPr>
+        <w:t>Теперь мы можем собрать все узлы в маршрут:</w:t>
+      </w:r>
+    </w:p>
+    <w:p>
+      <w:pPr>
+        <w:jc w:val="left"/>
+        <w:rPr>
+          <w:lang w:val="ru-RU"/>
+        </w:rPr>
+      </w:pPr>
+      <w:r>
+        <w:rPr>
+          <w:lang w:val="ru-RU"/>
+        </w:rPr>
+        <w:t>- Начинаем с узла 1.</w:t>
+      </w:r>
+    </w:p>
+    <w:p>
+      <w:pPr>
+        <w:jc w:val="left"/>
+        <w:rPr>
+          <w:lang w:val="ru-RU"/>
+        </w:rPr>
+      </w:pPr>
+      <w:r>
+        <w:rPr>
+          <w:lang w:val="ru-RU"/>
+        </w:rPr>
+        <w:t xml:space="preserve">- Проходим через узел </w:t>
+      </w:r>
+      <w:r>
+        <w:rPr>
+          <w:lang w:val="ru-RU"/>
+        </w:rPr>
+        <w:t>8</w:t>
+      </w:r>
+      <w:r>
+        <w:rPr>
+          <w:lang w:val="ru-RU"/>
+        </w:rPr>
+        <w:t>.</w:t>
+      </w:r>
+    </w:p>
+    <w:p>
+      <w:pPr>
+        <w:jc w:val="left"/>
+        <w:rPr>
+          <w:lang w:val="ru-RU"/>
+        </w:rPr>
+      </w:pPr>
+      <w:r>
+        <w:rPr>
+          <w:lang w:val="ru-RU"/>
+        </w:rPr>
+        <w:t xml:space="preserve">- Проходим через узел </w:t>
+      </w:r>
+      <w:r>
+        <w:rPr>
+          <w:lang w:val="ru-RU"/>
+        </w:rPr>
+        <w:t>9</w:t>
+      </w:r>
+      <w:r>
+        <w:rPr>
+          <w:lang w:val="ru-RU"/>
+        </w:rPr>
+        <w:t>.</w:t>
+      </w:r>
+    </w:p>
+    <w:p>
+      <w:pPr>
+        <w:jc w:val="left"/>
+        <w:rPr>
+          <w:lang w:val="ru-RU"/>
+        </w:rPr>
+      </w:pPr>
+      <w:r>
+        <w:rPr>
+          <w:lang w:val="ru-RU"/>
+        </w:rPr>
+        <w:t>- Проходим через узел 12.</w:t>
+      </w:r>
+    </w:p>
+    <w:p>
+      <w:pPr>
+        <w:jc w:val="left"/>
+        <w:rPr>
+          <w:lang w:val="ru-RU"/>
+        </w:rPr>
+      </w:pPr>
+      <w:r>
+        <w:rPr>
+          <w:lang w:val="ru-RU"/>
+        </w:rPr>
+        <w:t>- Наконец, достигаем узла 3.</w:t>
+      </w:r>
+    </w:p>
+    <w:p>
+      <w:pPr>
+        <w:jc w:val="left"/>
+        <w:rPr>
+          <w:lang w:val="ru-RU"/>
+        </w:rPr>
+      </w:pPr>
+      <w:r>
+        <w:rPr>
+          <w:lang w:val="ru-RU"/>
+        </w:rPr>
+        <w:t xml:space="preserve">Полный маршрут: 1 → </w:t>
+      </w:r>
+      <w:r>
+        <w:rPr>
+          <w:lang w:val="ru-RU"/>
+        </w:rPr>
+        <w:t>8</w:t>
+      </w:r>
+      <w:r>
+        <w:rPr>
+          <w:lang w:val="ru-RU"/>
+        </w:rPr>
+        <w:t xml:space="preserve"> → </w:t>
+      </w:r>
+      <w:r>
+        <w:rPr>
+          <w:lang w:val="ru-RU"/>
+        </w:rPr>
+        <w:t>9</w:t>
+      </w:r>
+      <w:r>
+        <w:rPr>
+          <w:lang w:val="ru-RU"/>
+        </w:rPr>
+        <w:t xml:space="preserve"> → 12 → 3.</w:t>
+      </w:r>
+    </w:p>
+    <w:p>
+      <w:pPr>
+        <w:jc w:val="left"/>
+        <w:rPr>
+          <w:lang w:val="ru-RU"/>
+        </w:rPr>
+      </w:pPr>
+      <w:r>
+        <w:rPr>
+          <w:lang w:val="ru-RU"/>
+        </w:rPr>
+        <w:t>Сумма матрицы</w:t>
+      </w:r>
+      <w:r>
+        <w:rPr>
+          <w:lang w:val="ru-RU"/>
+        </w:rPr>
+        <w:t>:</w:t>
+      </w:r>
+      <w:r>
+        <w:rPr>
+          <w:lang w:val="ru-RU"/>
+        </w:rPr>
+        <w:t>3</w:t>
+      </w:r>
+      <w:r>
+        <w:rPr>
+          <w:lang w:val="ru-RU"/>
+        </w:rPr>
+        <w:t>662</w:t>
+      </w:r>
+    </w:p>
+    <w:p>
+      <w:pPr>
+        <w:pStyle w:val="1"/>
+      </w:pPr>
+      <w:bookmarkStart w:id="8" w:name="_Toc214006695"/>
+      <w:r>
+        <w:t>Расчет интенсивности нагрузки на линиях связи</w:t>
+      </w:r>
+      <w:bookmarkEnd w:id="8"/>
+    </w:p>
+    <w:p>
+      <w:pPr>
+        <w:ind w:firstLine="360"/>
+        <w:rPr>
+          <w:lang w:val="ru-RU"/>
+        </w:rPr>
+      </w:pPr>
+      <w:r>
+        <w:rPr>
+          <w:lang w:val="ru-RU"/>
+        </w:rPr>
+        <w:t xml:space="preserve">Матрицу интенсивностей нагрузки на линиях связи построим на основе матриц, полученных в пунктах 5 и 6. Для этого требуется обойти всю матрицу интенсивностей трафика по направлениям связи. Для каждого направления </w:t>
+      </w:r>
+      <w:r>
+        <w:rPr>
+          <w:lang w:val="ru-RU"/>
+        </w:rPr>
         <w:lastRenderedPageBreak/>
-        <w:t xml:space="preserve">   - Значение в ячейке (12, 3) = </w:t>
-      </w:r>
-      <w:r>
-        <w:rPr>
-          <w:lang w:val="ru-RU"/>
-        </w:rPr>
-        <w:t>10</w:t>
-      </w:r>
-      <w:r>
-        <w:rPr>
-          <w:lang w:val="ru-RU"/>
-        </w:rPr>
-        <w:t xml:space="preserve">. Это означает, что необходимо пройти через узел </w:t>
-      </w:r>
-      <w:r>
-        <w:rPr>
-          <w:lang w:val="ru-RU"/>
-        </w:rPr>
-        <w:t>10</w:t>
-      </w:r>
-      <w:r>
-        <w:rPr>
-          <w:lang w:val="ru-RU"/>
-        </w:rPr>
-        <w:t>.</w:t>
-      </w:r>
-    </w:p>
-    <w:p>
-      <w:pPr>
-        <w:jc w:val="left"/>
-        <w:rPr>
-          <w:lang w:val="ru-RU"/>
-        </w:rPr>
-      </w:pPr>
-      <w:r>
-        <w:rPr>
-          <w:lang w:val="ru-RU"/>
-        </w:rPr>
-        <w:t xml:space="preserve">5. Теперь проверим узел </w:t>
-      </w:r>
-      <w:r>
-        <w:rPr>
-          <w:lang w:val="ru-RU"/>
-        </w:rPr>
-        <w:t>10</w:t>
-      </w:r>
-      <w:r>
-        <w:rPr>
-          <w:lang w:val="ru-RU"/>
-        </w:rPr>
-        <w:t>:</w:t>
-      </w:r>
-    </w:p>
-    <w:p>
-      <w:pPr>
-        <w:jc w:val="left"/>
-        <w:rPr>
-          <w:lang w:val="ru-RU"/>
-        </w:rPr>
-      </w:pPr>
-      <w:r>
-        <w:rPr>
-          <w:lang w:val="ru-RU"/>
-        </w:rPr>
-        <w:t xml:space="preserve">   - Посмотрим на </w:t>
-      </w:r>
-      <w:r>
-        <w:rPr>
-          <w:lang w:val="ru-RU"/>
-        </w:rPr>
-        <w:t>10</w:t>
-      </w:r>
-      <w:r>
-        <w:rPr>
-          <w:lang w:val="ru-RU"/>
-        </w:rPr>
-        <w:t>-ю строку и 3-й столбец.</w:t>
-      </w:r>
-    </w:p>
-    <w:p>
-      <w:pPr>
-        <w:jc w:val="left"/>
-        <w:rPr>
-          <w:lang w:val="en-US"/>
-        </w:rPr>
-      </w:pPr>
-      <w:r>
-        <w:rPr>
-          <w:lang w:val="ru-RU"/>
-        </w:rPr>
-        <w:t xml:space="preserve">   - Значение в ячейке (</w:t>
-      </w:r>
-      <w:r>
-        <w:rPr>
-          <w:lang w:val="ru-RU"/>
-        </w:rPr>
-        <w:t>10</w:t>
-      </w:r>
-      <w:r>
-        <w:rPr>
-          <w:lang w:val="ru-RU"/>
-        </w:rPr>
-        <w:t xml:space="preserve">, 3) = </w:t>
-      </w:r>
-      <w:r>
-        <w:rPr>
-          <w:lang w:val="en-US"/>
-        </w:rPr>
-        <w:t>3</w:t>
-      </w:r>
-    </w:p>
-    <w:p>
-      <w:pPr>
-        <w:jc w:val="left"/>
-        <w:rPr>
-          <w:lang w:val="ru-RU"/>
-        </w:rPr>
-      </w:pPr>
-      <w:r>
-        <w:rPr>
-          <w:lang w:val="ru-RU"/>
-        </w:rPr>
-        <w:t>Теперь мы можем собрать все узлы в маршрут:</w:t>
-      </w:r>
-    </w:p>
-    <w:p>
-      <w:pPr>
-        <w:jc w:val="left"/>
-        <w:rPr>
-          <w:lang w:val="ru-RU"/>
-        </w:rPr>
-      </w:pPr>
-      <w:r>
-        <w:rPr>
-          <w:lang w:val="ru-RU"/>
-        </w:rPr>
-        <w:t>- Начинаем с узла 1.</w:t>
-      </w:r>
-    </w:p>
-    <w:p>
-      <w:pPr>
-        <w:jc w:val="left"/>
-        <w:rPr>
-          <w:lang w:val="ru-RU"/>
-        </w:rPr>
-      </w:pPr>
-      <w:r>
-        <w:rPr>
-          <w:lang w:val="ru-RU"/>
-        </w:rPr>
-        <w:t xml:space="preserve">- Проходим через узел </w:t>
-      </w:r>
-      <w:r>
-        <w:rPr>
-          <w:lang w:val="ru-RU"/>
-        </w:rPr>
-        <w:t>8</w:t>
-      </w:r>
-      <w:r>
-        <w:rPr>
-          <w:lang w:val="ru-RU"/>
-        </w:rPr>
-        <w:t>.</w:t>
-      </w:r>
-    </w:p>
-    <w:p>
-      <w:pPr>
-        <w:jc w:val="left"/>
-        <w:rPr>
-          <w:lang w:val="ru-RU"/>
-        </w:rPr>
-      </w:pPr>
-      <w:r>
-        <w:rPr>
-          <w:lang w:val="ru-RU"/>
-        </w:rPr>
-        <w:t xml:space="preserve">- Проходим через узел </w:t>
-      </w:r>
-      <w:r>
-        <w:rPr>
-          <w:lang w:val="ru-RU"/>
-        </w:rPr>
-        <w:t>9</w:t>
-      </w:r>
-      <w:r>
-        <w:rPr>
-          <w:lang w:val="ru-RU"/>
-        </w:rPr>
-        <w:t>.</w:t>
-      </w:r>
-    </w:p>
-    <w:p>
-      <w:pPr>
-        <w:jc w:val="left"/>
-        <w:rPr>
-          <w:lang w:val="ru-RU"/>
-        </w:rPr>
-      </w:pPr>
-      <w:r>
-        <w:rPr>
-          <w:lang w:val="ru-RU"/>
-        </w:rPr>
-        <w:t>- Проходим через узел 12.</w:t>
-      </w:r>
-    </w:p>
-    <w:p>
-      <w:pPr>
-        <w:jc w:val="left"/>
-        <w:rPr>
-          <w:lang w:val="ru-RU"/>
-        </w:rPr>
-      </w:pPr>
-      <w:r>
-        <w:rPr>
-          <w:lang w:val="ru-RU"/>
-        </w:rPr>
-        <w:t>- Наконец, достигаем узла 3.</w:t>
-      </w:r>
-    </w:p>
-    <w:p>
-      <w:pPr>
-        <w:jc w:val="left"/>
-        <w:rPr>
-          <w:lang w:val="ru-RU"/>
-        </w:rPr>
-      </w:pPr>
-      <w:r>
-        <w:rPr>
-          <w:lang w:val="ru-RU"/>
-        </w:rPr>
-        <w:t xml:space="preserve">Полный маршрут: 1 → </w:t>
-      </w:r>
-      <w:r>
-        <w:rPr>
-          <w:lang w:val="ru-RU"/>
-        </w:rPr>
-        <w:t>8</w:t>
-      </w:r>
-      <w:r>
-        <w:rPr>
-          <w:lang w:val="ru-RU"/>
-        </w:rPr>
-        <w:t xml:space="preserve"> → </w:t>
-      </w:r>
-      <w:r>
-        <w:rPr>
-          <w:lang w:val="ru-RU"/>
-        </w:rPr>
-        <w:t>9</w:t>
-      </w:r>
-      <w:r>
-        <w:rPr>
-          <w:lang w:val="ru-RU"/>
-        </w:rPr>
-        <w:t xml:space="preserve"> → 12 → 3.</w:t>
-      </w:r>
-    </w:p>
-    <w:p>
-      <w:pPr>
-        <w:jc w:val="left"/>
-        <w:rPr>
-          <w:lang w:val="ru-RU"/>
-        </w:rPr>
-      </w:pPr>
-      <w:r>
-        <w:rPr>
-          <w:lang w:val="ru-RU"/>
-        </w:rPr>
-        <w:t>Сумма матрицы</w:t>
-      </w:r>
-      <w:r>
-        <w:rPr>
-          <w:lang w:val="ru-RU"/>
-        </w:rPr>
-        <w:t>:</w:t>
-      </w:r>
-      <w:r>
-        <w:rPr>
-          <w:lang w:val="ru-RU"/>
-        </w:rPr>
-        <w:t>3</w:t>
-      </w:r>
-      <w:r>
-        <w:rPr>
-          <w:lang w:val="ru-RU"/>
-        </w:rPr>
-        <w:t>662</w:t>
-      </w:r>
-    </w:p>
-    <w:p>
-      <w:pPr>
-        <w:pStyle w:val="1"/>
-      </w:pPr>
-      <w:bookmarkStart w:id="8" w:name="_Toc152672593"/>
-      <w:r>
-        <w:t>Расчет интенсивности нагрузки на линиях связи</w:t>
-      </w:r>
-      <w:bookmarkEnd w:id="8"/>
+        <w:t>строить маршрут по матрице кратчайших маршрутов, и добавлять значение интенсивности к каждой линии связи на маршруте. Результат на рисунке 10.</w:t>
+      </w:r>
     </w:p>
     <w:p>
       <w:pPr>
@@ -4001,29 +3898,14 @@
       </w:pPr>
       <w:r>
         <w:rPr>
-          <w:lang w:val="ru-RU"/>
-        </w:rPr>
-        <w:t>Матрицу интенсивностей нагрузки на линиях связи построим на основе матриц, полученных в пунктах 5 и 6. Для этого требуется обойти всю матрицу интенсивностей трафика по направлениям связи. Для каждого направления строить маршрут по матрице кратчайших маршрутов, и добавлять значение интенсивности к каждой линии связи на маршруте. Результат на рисунке 10.</w:t>
-      </w:r>
-    </w:p>
-    <w:p>
-      <w:pPr>
-        <w:ind w:firstLine="360"/>
-        <w:rPr>
-          <w:lang w:val="ru-RU"/>
-        </w:rPr>
-      </w:pPr>
-      <w:r>
-        <w:rPr>
           <w:noProof/>
           <w:lang w:val="ru-RU"/>
         </w:rPr>
-        <w:lastRenderedPageBreak/>
         <w:drawing>
-          <wp:inline distT="0" distB="0" distL="0" distR="0" wp14:anchorId="2867E632" wp14:editId="6EB4C281">
-            <wp:extent cx="6196965" cy="3034030"/>
+          <wp:inline distT="0" distB="0" distL="0" distR="0" wp14:anchorId="6A35C2AE" wp14:editId="26AEF249">
+            <wp:extent cx="6196965" cy="2976880"/>
             <wp:effectExtent l="0" t="0" r="0" b="0"/>
-            <wp:docPr id="3" name="Рисунок 3"/>
+            <wp:docPr id="8" name="Рисунок 8"/>
             <wp:cNvGraphicFramePr>
               <a:graphicFrameLocks xmlns:a="http://schemas.openxmlformats.org/drawingml/2006/main" noChangeAspect="1"/>
             </wp:cNvGraphicFramePr>
@@ -4043,7 +3925,7 @@
                   <pic:spPr>
                     <a:xfrm>
                       <a:off x="0" y="0"/>
-                      <a:ext cx="6196965" cy="3034030"/>
+                      <a:ext cx="6196965" cy="2976880"/>
                     </a:xfrm>
                     <a:prstGeom prst="rect">
                       <a:avLst/>
@@ -4087,7 +3969,7 @@
       <w:pPr>
         <w:pStyle w:val="1"/>
       </w:pPr>
-      <w:bookmarkStart w:id="9" w:name="_Toc152672594"/>
+      <w:bookmarkStart w:id="9" w:name="_Toc214006696"/>
       <w:r>
         <w:t>Расчет количества потоков в линиях связи</w:t>
       </w:r>
@@ -4221,10 +4103,10 @@
         </w:rPr>
         <w:lastRenderedPageBreak/>
         <w:drawing>
-          <wp:inline distT="0" distB="0" distL="0" distR="0" wp14:anchorId="035FF713" wp14:editId="513B5D2D">
-            <wp:extent cx="6196965" cy="2891155"/>
-            <wp:effectExtent l="0" t="0" r="0" b="4445"/>
-            <wp:docPr id="4" name="Рисунок 4"/>
+          <wp:inline distT="0" distB="0" distL="0" distR="0" wp14:anchorId="7448AED1" wp14:editId="5BA8727C">
+            <wp:extent cx="6196965" cy="2868295"/>
+            <wp:effectExtent l="0" t="0" r="0" b="8255"/>
+            <wp:docPr id="9" name="Рисунок 9"/>
             <wp:cNvGraphicFramePr>
               <a:graphicFrameLocks xmlns:a="http://schemas.openxmlformats.org/drawingml/2006/main" noChangeAspect="1"/>
             </wp:cNvGraphicFramePr>
@@ -4244,7 +4126,7 @@
                   <pic:spPr>
                     <a:xfrm>
                       <a:off x="0" y="0"/>
-                      <a:ext cx="6196965" cy="2891155"/>
+                      <a:ext cx="6196965" cy="2868295"/>
                     </a:xfrm>
                     <a:prstGeom prst="rect">
                       <a:avLst/>
@@ -4308,7 +4190,7 @@
       <w:pPr>
         <w:pStyle w:val="1"/>
       </w:pPr>
-      <w:bookmarkStart w:id="10" w:name="_Toc152672595"/>
+      <w:bookmarkStart w:id="10" w:name="_Toc214006697"/>
       <w:r>
         <w:t>Расчет интенсивности трафика ПД для линий связи</w:t>
       </w:r>
@@ -4352,10 +4234,10 @@
           <w:noProof/>
         </w:rPr>
         <w:drawing>
-          <wp:inline distT="0" distB="0" distL="0" distR="0" wp14:anchorId="24D95A17" wp14:editId="7E6AFA72">
-            <wp:extent cx="6196965" cy="1757045"/>
+          <wp:inline distT="0" distB="0" distL="0" distR="0" wp14:anchorId="34E3DB95" wp14:editId="0A0B347C">
+            <wp:extent cx="6196965" cy="1809750"/>
             <wp:effectExtent l="0" t="0" r="0" b="0"/>
-            <wp:docPr id="5" name="Рисунок 5"/>
+            <wp:docPr id="10" name="Рисунок 10"/>
             <wp:cNvGraphicFramePr>
               <a:graphicFrameLocks xmlns:a="http://schemas.openxmlformats.org/drawingml/2006/main" noChangeAspect="1"/>
             </wp:cNvGraphicFramePr>
@@ -4375,7 +4257,7 @@
                   <pic:spPr>
                     <a:xfrm>
                       <a:off x="0" y="0"/>
-                      <a:ext cx="6196965" cy="1757045"/>
+                      <a:ext cx="6196965" cy="1809750"/>
                     </a:xfrm>
                     <a:prstGeom prst="rect">
                       <a:avLst/>
@@ -4416,10 +4298,26 @@
     </w:p>
     <w:p>
       <w:pPr>
+        <w:spacing w:line="276" w:lineRule="auto"/>
+        <w:jc w:val="left"/>
+        <w:rPr>
+          <w:rFonts w:eastAsia="Times New Roman"/>
+          <w:b/>
+          <w:sz w:val="32"/>
+          <w:szCs w:val="32"/>
+        </w:rPr>
+      </w:pPr>
+      <w:r>
+        <w:br w:type="page"/>
+      </w:r>
+    </w:p>
+    <w:p>
+      <w:pPr>
         <w:pStyle w:val="1"/>
       </w:pPr>
-      <w:bookmarkStart w:id="11" w:name="_Toc152672596"/>
-      <w:r>
+      <w:bookmarkStart w:id="11" w:name="_Toc214006698"/>
+      <w:r>
+        <w:lastRenderedPageBreak/>
         <w:t>Расчет пропускной способности линий связи</w:t>
       </w:r>
       <w:bookmarkEnd w:id="11"/>
@@ -4478,12 +4376,11 @@
           <w:noProof/>
           <w:lang w:val="ru-RU"/>
         </w:rPr>
-        <w:lastRenderedPageBreak/>
         <w:drawing>
-          <wp:inline distT="0" distB="0" distL="0" distR="0" wp14:anchorId="6A2B583F" wp14:editId="54A652C8">
-            <wp:extent cx="6196965" cy="1826260"/>
-            <wp:effectExtent l="0" t="0" r="0" b="2540"/>
-            <wp:docPr id="6" name="Рисунок 6"/>
+          <wp:inline distT="0" distB="0" distL="0" distR="0" wp14:anchorId="510D3458" wp14:editId="4C521424">
+            <wp:extent cx="6196965" cy="1891030"/>
+            <wp:effectExtent l="0" t="0" r="0" b="0"/>
+            <wp:docPr id="11" name="Рисунок 11"/>
             <wp:cNvGraphicFramePr>
               <a:graphicFrameLocks xmlns:a="http://schemas.openxmlformats.org/drawingml/2006/main" noChangeAspect="1"/>
             </wp:cNvGraphicFramePr>
@@ -4503,7 +4400,7 @@
                   <pic:spPr>
                     <a:xfrm>
                       <a:off x="0" y="0"/>
-                      <a:ext cx="6196965" cy="1826260"/>
+                      <a:ext cx="6196965" cy="1891030"/>
                     </a:xfrm>
                     <a:prstGeom prst="rect">
                       <a:avLst/>
@@ -4546,10 +4443,102 @@
     </w:p>
     <w:p>
       <w:pPr>
-        <w:rPr>
-          <w:lang w:val="ru-RU"/>
-        </w:rPr>
-      </w:pPr>
+        <w:spacing w:line="276" w:lineRule="auto"/>
+        <w:jc w:val="left"/>
+        <w:rPr>
+          <w:rFonts w:eastAsia="Times New Roman"/>
+          <w:b/>
+          <w:sz w:val="32"/>
+          <w:szCs w:val="32"/>
+          <w:lang w:val="ru-RU"/>
+        </w:rPr>
+      </w:pPr>
+      <w:bookmarkStart w:id="12" w:name="_Toc214006699"/>
+      <w:r>
+        <w:rPr>
+          <w:lang w:val="ru-RU"/>
+        </w:rPr>
+        <w:br w:type="page"/>
+      </w:r>
+    </w:p>
+    <w:p>
+      <w:pPr>
+        <w:pStyle w:val="1"/>
+        <w:rPr>
+          <w:lang w:val="ru-RU"/>
+        </w:rPr>
+      </w:pPr>
+      <w:r>
+        <w:rPr>
+          <w:lang w:val="ru-RU"/>
+        </w:rPr>
+        <w:lastRenderedPageBreak/>
+        <w:t>Выводы</w:t>
+      </w:r>
+      <w:bookmarkEnd w:id="12"/>
+    </w:p>
+    <w:p>
+      <w:r>
+        <w:t>По завершении расчётов и сравнительного анализа были получены следующие результаты:</w:t>
+      </w:r>
+    </w:p>
+    <w:p>
+      <w:pPr>
+        <w:pStyle w:val="af2"/>
+        <w:numPr>
+          <w:ilvl w:val="0"/>
+          <w:numId w:val="20"/>
+        </w:numPr>
+      </w:pPr>
+      <w:r>
+        <w:t>Определена необходимая пропускная способность для каждой линии связи с учетом специфики распределения потоков;</w:t>
+      </w:r>
+    </w:p>
+    <w:p>
+      <w:pPr>
+        <w:pStyle w:val="af2"/>
+        <w:numPr>
+          <w:ilvl w:val="0"/>
+          <w:numId w:val="20"/>
+        </w:numPr>
+      </w:pPr>
+      <w:r>
+        <w:t>Установлена корреляция между величинами интенсивности трафика и допустимыми значениями задержки, что подтверждает гипотезу о необходимости оптимизации сети;</w:t>
+      </w:r>
+    </w:p>
+    <w:p>
+      <w:pPr>
+        <w:pStyle w:val="af2"/>
+        <w:numPr>
+          <w:ilvl w:val="0"/>
+          <w:numId w:val="20"/>
+        </w:numPr>
+      </w:pPr>
+      <w:r>
+        <w:t>Выявлены узкие места в системе</w:t>
+      </w:r>
+      <w:r>
+        <w:rPr>
+          <w:lang w:val="ru-RU"/>
+        </w:rPr>
+        <w:t>.</w:t>
+      </w:r>
+    </w:p>
+    <w:p/>
+    <w:p>
+      <w:r>
+        <w:t>В результате работы была достигнута основная цель — расчеты задержек пропускных способностей линий связи. Основные направления, предложенные в данной работе, могут быть легко адаптированы к различным условиям эксплуатации сетей и другим критериям, что обеспечивает универсальность подхода.</w:t>
+      </w:r>
+    </w:p>
+    <w:p>
+      <w:pPr>
+        <w:rPr>
+          <w:lang w:val="ru-RU"/>
+        </w:rPr>
+      </w:pPr>
+      <w:r>
+        <w:t>Таким образом, итоговый результат работы не только отвечает на первоначальные вопросы задания, но и создает базу для дальнейших исследований в области проектирования и оптимизации линий связи.</w:t>
+      </w:r>
     </w:p>
     <w:sectPr>
       <w:footerReference w:type="default" r:id="rId22"/>
@@ -5675,6 +5664,119 @@
     </w:lvl>
   </w:abstractNum>
   <w:abstractNum w:abstractNumId="9" w15:restartNumberingAfterBreak="0">
+    <w:nsid w:val="459107A6"/>
+    <w:multiLevelType w:val="hybridMultilevel"/>
+    <w:tmpl w:val="4168C7EA"/>
+    <w:lvl w:ilvl="0" w:tplc="04190001">
+      <w:start w:val="1"/>
+      <w:numFmt w:val="bullet"/>
+      <w:lvlText w:val=""/>
+      <w:lvlJc w:val="left"/>
+      <w:pPr>
+        <w:ind w:left="720" w:hanging="360"/>
+      </w:pPr>
+      <w:rPr>
+        <w:rFonts w:ascii="Symbol" w:hAnsi="Symbol" w:hint="default"/>
+      </w:rPr>
+    </w:lvl>
+    <w:lvl w:ilvl="1" w:tplc="04190003">
+      <w:start w:val="1"/>
+      <w:numFmt w:val="bullet"/>
+      <w:lvlText w:val="o"/>
+      <w:lvlJc w:val="left"/>
+      <w:pPr>
+        <w:ind w:left="1440" w:hanging="360"/>
+      </w:pPr>
+      <w:rPr>
+        <w:rFonts w:ascii="Courier New" w:hAnsi="Courier New" w:cs="Courier New" w:hint="default"/>
+      </w:rPr>
+    </w:lvl>
+    <w:lvl w:ilvl="2" w:tplc="04190005">
+      <w:start w:val="1"/>
+      <w:numFmt w:val="bullet"/>
+      <w:lvlText w:val=""/>
+      <w:lvlJc w:val="left"/>
+      <w:pPr>
+        <w:ind w:left="2160" w:hanging="360"/>
+      </w:pPr>
+      <w:rPr>
+        <w:rFonts w:ascii="Wingdings" w:hAnsi="Wingdings" w:hint="default"/>
+      </w:rPr>
+    </w:lvl>
+    <w:lvl w:ilvl="3" w:tplc="04190001">
+      <w:start w:val="1"/>
+      <w:numFmt w:val="bullet"/>
+      <w:lvlText w:val=""/>
+      <w:lvlJc w:val="left"/>
+      <w:pPr>
+        <w:ind w:left="2880" w:hanging="360"/>
+      </w:pPr>
+      <w:rPr>
+        <w:rFonts w:ascii="Symbol" w:hAnsi="Symbol" w:hint="default"/>
+      </w:rPr>
+    </w:lvl>
+    <w:lvl w:ilvl="4" w:tplc="04190003">
+      <w:start w:val="1"/>
+      <w:numFmt w:val="bullet"/>
+      <w:lvlText w:val="o"/>
+      <w:lvlJc w:val="left"/>
+      <w:pPr>
+        <w:ind w:left="3600" w:hanging="360"/>
+      </w:pPr>
+      <w:rPr>
+        <w:rFonts w:ascii="Courier New" w:hAnsi="Courier New" w:cs="Courier New" w:hint="default"/>
+      </w:rPr>
+    </w:lvl>
+    <w:lvl w:ilvl="5" w:tplc="04190005">
+      <w:start w:val="1"/>
+      <w:numFmt w:val="bullet"/>
+      <w:lvlText w:val=""/>
+      <w:lvlJc w:val="left"/>
+      <w:pPr>
+        <w:ind w:left="4320" w:hanging="360"/>
+      </w:pPr>
+      <w:rPr>
+        <w:rFonts w:ascii="Wingdings" w:hAnsi="Wingdings" w:hint="default"/>
+      </w:rPr>
+    </w:lvl>
+    <w:lvl w:ilvl="6" w:tplc="04190001">
+      <w:start w:val="1"/>
+      <w:numFmt w:val="bullet"/>
+      <w:lvlText w:val=""/>
+      <w:lvlJc w:val="left"/>
+      <w:pPr>
+        <w:ind w:left="5040" w:hanging="360"/>
+      </w:pPr>
+      <w:rPr>
+        <w:rFonts w:ascii="Symbol" w:hAnsi="Symbol" w:hint="default"/>
+      </w:rPr>
+    </w:lvl>
+    <w:lvl w:ilvl="7" w:tplc="04190003">
+      <w:start w:val="1"/>
+      <w:numFmt w:val="bullet"/>
+      <w:lvlText w:val="o"/>
+      <w:lvlJc w:val="left"/>
+      <w:pPr>
+        <w:ind w:left="5760" w:hanging="360"/>
+      </w:pPr>
+      <w:rPr>
+        <w:rFonts w:ascii="Courier New" w:hAnsi="Courier New" w:cs="Courier New" w:hint="default"/>
+      </w:rPr>
+    </w:lvl>
+    <w:lvl w:ilvl="8" w:tplc="04190005">
+      <w:start w:val="1"/>
+      <w:numFmt w:val="bullet"/>
+      <w:lvlText w:val=""/>
+      <w:lvlJc w:val="left"/>
+      <w:pPr>
+        <w:ind w:left="6480" w:hanging="360"/>
+      </w:pPr>
+      <w:rPr>
+        <w:rFonts w:ascii="Wingdings" w:hAnsi="Wingdings" w:hint="default"/>
+      </w:rPr>
+    </w:lvl>
+  </w:abstractNum>
+  <w:abstractNum w:abstractNumId="10" w15:restartNumberingAfterBreak="0">
     <w:nsid w:val="4BD14334"/>
     <w:multiLevelType w:val="hybridMultilevel"/>
     <w:tmpl w:val="69321C58"/>
@@ -5786,7 +5888,7 @@
       </w:rPr>
     </w:lvl>
   </w:abstractNum>
-  <w:abstractNum w:abstractNumId="10" w15:restartNumberingAfterBreak="0">
+  <w:abstractNum w:abstractNumId="11" w15:restartNumberingAfterBreak="0">
     <w:nsid w:val="5A2F76ED"/>
     <w:multiLevelType w:val="hybridMultilevel"/>
     <w:tmpl w:val="495CD3D0"/>
@@ -5899,7 +6001,7 @@
       </w:rPr>
     </w:lvl>
   </w:abstractNum>
-  <w:abstractNum w:abstractNumId="11" w15:restartNumberingAfterBreak="0">
+  <w:abstractNum w:abstractNumId="12" w15:restartNumberingAfterBreak="0">
     <w:nsid w:val="5B6161AD"/>
     <w:multiLevelType w:val="singleLevel"/>
     <w:tmpl w:val="04546204"/>
@@ -5920,7 +6022,7 @@
       </w:rPr>
     </w:lvl>
   </w:abstractNum>
-  <w:abstractNum w:abstractNumId="12" w15:restartNumberingAfterBreak="0">
+  <w:abstractNum w:abstractNumId="13" w15:restartNumberingAfterBreak="0">
     <w:nsid w:val="5E33109F"/>
     <w:multiLevelType w:val="multilevel"/>
     <w:tmpl w:val="05B8B36A"/>
@@ -6033,7 +6135,7 @@
       </w:rPr>
     </w:lvl>
   </w:abstractNum>
-  <w:abstractNum w:abstractNumId="13" w15:restartNumberingAfterBreak="0">
+  <w:abstractNum w:abstractNumId="14" w15:restartNumberingAfterBreak="0">
     <w:nsid w:val="67782F5B"/>
     <w:multiLevelType w:val="hybridMultilevel"/>
     <w:tmpl w:val="08F26822"/>
@@ -6146,7 +6248,7 @@
       </w:rPr>
     </w:lvl>
   </w:abstractNum>
-  <w:abstractNum w:abstractNumId="14" w15:restartNumberingAfterBreak="0">
+  <w:abstractNum w:abstractNumId="15" w15:restartNumberingAfterBreak="0">
     <w:nsid w:val="73571BD7"/>
     <w:multiLevelType w:val="multilevel"/>
     <w:tmpl w:val="615A2DC2"/>
@@ -6295,7 +6397,7 @@
       </w:rPr>
     </w:lvl>
   </w:abstractNum>
-  <w:abstractNum w:abstractNumId="15" w15:restartNumberingAfterBreak="0">
+  <w:abstractNum w:abstractNumId="16" w15:restartNumberingAfterBreak="0">
     <w:nsid w:val="73A12AF0"/>
     <w:multiLevelType w:val="hybridMultilevel"/>
     <w:tmpl w:val="FB20AE32"/>
@@ -6407,7 +6509,7 @@
       </w:rPr>
     </w:lvl>
   </w:abstractNum>
-  <w:abstractNum w:abstractNumId="16" w15:restartNumberingAfterBreak="0">
+  <w:abstractNum w:abstractNumId="17" w15:restartNumberingAfterBreak="0">
     <w:nsid w:val="77EF6208"/>
     <w:multiLevelType w:val="hybridMultilevel"/>
     <w:tmpl w:val="37E832CE"/>
@@ -6493,7 +6595,7 @@
       </w:pPr>
     </w:lvl>
   </w:abstractNum>
-  <w:abstractNum w:abstractNumId="17" w15:restartNumberingAfterBreak="0">
+  <w:abstractNum w:abstractNumId="18" w15:restartNumberingAfterBreak="0">
     <w:nsid w:val="78290A03"/>
     <w:multiLevelType w:val="hybridMultilevel"/>
     <w:tmpl w:val="682E244A"/>
@@ -6579,7 +6681,7 @@
       </w:pPr>
     </w:lvl>
   </w:abstractNum>
-  <w:abstractNum w:abstractNumId="18" w15:restartNumberingAfterBreak="0">
+  <w:abstractNum w:abstractNumId="19" w15:restartNumberingAfterBreak="0">
     <w:nsid w:val="7F6A48EF"/>
     <w:multiLevelType w:val="hybridMultilevel"/>
     <w:tmpl w:val="FDFE9256"/>
@@ -6666,7 +6768,7 @@
     </w:lvl>
   </w:abstractNum>
   <w:num w:numId="1">
-    <w:abstractNumId w:val="12"/>
+    <w:abstractNumId w:val="13"/>
   </w:num>
   <w:num w:numId="2">
     <w:abstractNumId w:val="2"/>
@@ -6675,31 +6777,31 @@
     <w:abstractNumId w:val="1"/>
   </w:num>
   <w:num w:numId="4">
+    <w:abstractNumId w:val="15"/>
+  </w:num>
+  <w:num w:numId="5">
+    <w:abstractNumId w:val="12"/>
+  </w:num>
+  <w:num w:numId="6">
+    <w:abstractNumId w:val="11"/>
+  </w:num>
+  <w:num w:numId="7">
     <w:abstractNumId w:val="14"/>
   </w:num>
-  <w:num w:numId="5">
-    <w:abstractNumId w:val="11"/>
-  </w:num>
-  <w:num w:numId="6">
-    <w:abstractNumId w:val="10"/>
-  </w:num>
-  <w:num w:numId="7">
-    <w:abstractNumId w:val="13"/>
-  </w:num>
   <w:num w:numId="8">
-    <w:abstractNumId w:val="18"/>
+    <w:abstractNumId w:val="19"/>
   </w:num>
   <w:num w:numId="9">
-    <w:abstractNumId w:val="16"/>
+    <w:abstractNumId w:val="17"/>
   </w:num>
   <w:num w:numId="10">
-    <w:abstractNumId w:val="17"/>
+    <w:abstractNumId w:val="18"/>
   </w:num>
   <w:num w:numId="11">
     <w:abstractNumId w:val="7"/>
   </w:num>
   <w:num w:numId="12">
-    <w:abstractNumId w:val="9"/>
+    <w:abstractNumId w:val="10"/>
   </w:num>
   <w:num w:numId="13">
     <w:abstractNumId w:val="8"/>
@@ -6717,10 +6819,13 @@
     <w:abstractNumId w:val="3"/>
   </w:num>
   <w:num w:numId="18">
-    <w:abstractNumId w:val="15"/>
+    <w:abstractNumId w:val="16"/>
   </w:num>
   <w:num w:numId="19">
     <w:abstractNumId w:val="5"/>
+  </w:num>
+  <w:num w:numId="20">
+    <w:abstractNumId w:val="9"/>
   </w:num>
 </w:numbering>
 </file>

--- a/ММСС/kurs/kurs.docx
+++ b/ММСС/kurs/kurs.docx
@@ -12,22 +12,15 @@
       <w:r>
         <w:rPr>
           <w:b/>
-        </w:rPr>
-        <w:t>МИНИСТЕРСТВО ЦИФРОВОГО РАЗВИТИЯ, СВЯЗИ И МАССОВЫХ КОММУНИКАЦИЙ РОССИЙСКОЙ ФЕДЕРАЦИИ ФЕДЕРАЛЬНОЕ ГОСУДАРСТВЕННОЕ БЮДЖЕТНОЕ ОБРАЗОВАТЕЛЬНОЕ УЧРЕЖДЕНИЕ ВЫСШЕГО ОБРАЗОВАНИЯ «САНКТ-ПЕТЕРБУРГСКИЙ ГОСУДАРСТВЕННЫЙ УНИВЕРСИТЕТ ТЕЛЕКОММУНИКАЦИЙ ИМ. ПРОФ. М.А. БОНЧ-БРУЕВИЧА» (</w:t>
-      </w:r>
-      <w:proofErr w:type="spellStart"/>
+          <w:lang w:val="ru-RU"/>
+        </w:rPr>
+        <w:t>чёчё</w:t>
+      </w:r>
       <w:r>
         <w:rPr>
           <w:b/>
         </w:rPr>
-        <w:t>СПбГУТ</w:t>
-      </w:r>
-      <w:proofErr w:type="spellEnd"/>
-      <w:r>
-        <w:rPr>
-          <w:b/>
-        </w:rPr>
-        <w:t>)</w:t>
+        <w:t>МИНИСТЕРСТВО ЦИФРОВОГО РАЗВИТИЯ, СВЯЗИ И МАССОВЫХ КОММУНИКАЦИЙ РОССИЙСКОЙ ФЕДЕРАЦИИ ФЕДЕРАЛЬНОЕ ГОСУДАРСТВЕННОЕ БЮДЖЕТНОЕ ОБРАЗОВАТЕЛЬНОЕ УЧРЕЖДЕНИЕ ВЫСШЕГО ОБРАЗОВАНИЯ «САНКТ-ПЕТЕРБУРГСКИЙ ГОСУДАРСТВЕННЫЙ УНИВЕРСИТЕТ ТЕЛЕКОММУНИКАЦИЙ ИМ. ПРОФ. М.А. БОНЧ-БРУЕВИЧА» (СПбГУТ)</w:t>
       </w:r>
     </w:p>
     <w:p>
@@ -1918,7 +1911,7 @@
         <w:rPr>
           <w:lang w:val="ru-RU"/>
         </w:rPr>
-        <w:t xml:space="preserve"> рассчитать требуемые пропускные способности линий связи с заданными структурными параметрами для достижения поставленных требований. Оптимизировать пропускные способности линий связи для достижения необходимого целевого значения задержки</w:t>
+        <w:t xml:space="preserve"> рассчитать требуемые пропускные способности линий связи с заданными структурными параметрами для достижения поставленных требований.</w:t>
       </w:r>
     </w:p>
     <w:p>
@@ -2275,44 +2268,44 @@
         <w:rPr>
           <w:lang w:val="en-US"/>
         </w:rPr>
+        <w:t>a</w:t>
+      </w:r>
+      <w:r>
+        <w:rPr>
+          <w:lang w:val="en-US"/>
+        </w:rPr>
+        <w:t xml:space="preserve">0 = 85600 </w:t>
+      </w:r>
+      <w:r>
+        <w:rPr>
+          <w:lang w:val="ru-RU"/>
+        </w:rPr>
+        <w:t>бит</w:t>
+      </w:r>
+      <w:r>
+        <w:rPr>
+          <w:lang w:val="en-US"/>
+        </w:rPr>
+        <w:t>/</w:t>
+      </w:r>
+      <w:r>
+        <w:rPr>
+          <w:lang w:val="en-US"/>
+        </w:rPr>
+        <w:t>c</w:t>
+      </w:r>
+    </w:p>
+    <w:p>
+      <w:pPr>
+        <w:rPr>
+          <w:lang w:val="ru-RU"/>
+        </w:rPr>
+      </w:pPr>
+      <w:r>
+        <w:rPr>
+          <w:lang w:val="en-US"/>
+        </w:rPr>
         <w:lastRenderedPageBreak/>
-        <w:t>a</w:t>
-      </w:r>
-      <w:r>
-        <w:rPr>
-          <w:lang w:val="en-US"/>
-        </w:rPr>
-        <w:t xml:space="preserve">0 = 85600 </w:t>
-      </w:r>
-      <w:r>
-        <w:rPr>
-          <w:lang w:val="ru-RU"/>
-        </w:rPr>
-        <w:t>бит</w:t>
-      </w:r>
-      <w:r>
-        <w:rPr>
-          <w:lang w:val="en-US"/>
-        </w:rPr>
-        <w:t>/</w:t>
-      </w:r>
-      <w:r>
-        <w:rPr>
-          <w:lang w:val="en-US"/>
-        </w:rPr>
-        <w:t>c</w:t>
-      </w:r>
-    </w:p>
-    <w:p>
-      <w:pPr>
-        <w:rPr>
-          <w:lang w:val="ru-RU"/>
-        </w:rPr>
-      </w:pPr>
-      <w:r>
-        <w:rPr>
-          <w:lang w:val="en-US"/>
-        </w:rPr>
         <w:t>T</w:t>
       </w:r>
       <w:r>
@@ -2445,7 +2438,7 @@
         <w:rPr>
           <w:lang w:val="ru-RU"/>
         </w:rPr>
-        <w:t xml:space="preserve">На рисунках 2-3 показана матрица длин линий связи между узлами </w:t>
+        <w:t xml:space="preserve">На рисунках 2 показана матрица длин линий связи между узлами </w:t>
       </w:r>
     </w:p>
     <w:p>
@@ -2584,7 +2577,19 @@
         <w:rPr>
           <w:lang w:val="ru-RU"/>
         </w:rPr>
-        <w:t>. Результаты показаны на рисунке 4.</w:t>
+        <w:t xml:space="preserve">. Результаты показаны на рисунке </w:t>
+      </w:r>
+      <w:r>
+        <w:rPr>
+          <w:lang w:val="ru-RU"/>
+        </w:rPr>
+        <w:t>3</w:t>
+      </w:r>
+      <w:r>
+        <w:rPr>
+          <w:lang w:val="ru-RU"/>
+        </w:rPr>
+        <w:t>.</w:t>
       </w:r>
     </w:p>
     <w:p>
@@ -2954,7 +2959,19 @@
         <w:rPr>
           <w:lang w:val="ru-RU"/>
         </w:rPr>
-        <w:t>Матрица интенсивностей трафика в направлениях связи рассчитывается по формуле, представленной на рисунке 7.</w:t>
+        <w:t xml:space="preserve">Матрица интенсивностей трафика в направлениях связи рассчитывается по формуле, представленной на рисунке </w:t>
+      </w:r>
+      <w:r>
+        <w:rPr>
+          <w:lang w:val="ru-RU"/>
+        </w:rPr>
+        <w:t>6</w:t>
+      </w:r>
+      <w:r>
+        <w:rPr>
+          <w:lang w:val="ru-RU"/>
+        </w:rPr>
+        <w:t>.</w:t>
       </w:r>
     </w:p>
     <w:p>
@@ -3073,25 +3090,25 @@
         <w:rPr>
           <w:lang w:val="ru-RU"/>
         </w:rPr>
-        <w:t>Результат этих расчётов представлен на рисунке 8.</w:t>
-      </w:r>
-      <w:r>
-        <w:rPr>
-          <w:lang w:val="ru-RU"/>
-        </w:rPr>
-        <w:t xml:space="preserve"> Значения округлены </w:t>
-      </w:r>
-      <w:r>
-        <w:rPr>
-          <w:lang w:val="ru-RU"/>
-        </w:rPr>
-        <w:t>до трёх</w:t>
-      </w:r>
-      <w:r>
-        <w:rPr>
-          <w:lang w:val="ru-RU"/>
-        </w:rPr>
-        <w:t xml:space="preserve"> значащих цифр</w:t>
+        <w:t xml:space="preserve">Результат этих расчётов представлен на рисунке </w:t>
+      </w:r>
+      <w:r>
+        <w:rPr>
+          <w:lang w:val="ru-RU"/>
+        </w:rPr>
+        <w:t>7</w:t>
+      </w:r>
+      <w:r>
+        <w:rPr>
+          <w:lang w:val="ru-RU"/>
+        </w:rPr>
+        <w:t>.</w:t>
+      </w:r>
+      <w:r>
+        <w:rPr>
+          <w:lang w:val="ru-RU"/>
+        </w:rPr>
+        <w:t xml:space="preserve"> </w:t>
       </w:r>
     </w:p>
     <w:p>
@@ -3190,21 +3207,19 @@
         <w:rPr>
           <w:lang w:val="ru-RU"/>
         </w:rPr>
-        <w:t>Матрицу кратчайших маршрутов найдём с помощью алгоритма Флойда-</w:t>
-      </w:r>
-      <w:proofErr w:type="spellStart"/>
-      <w:r>
-        <w:rPr>
-          <w:lang w:val="ru-RU"/>
-        </w:rPr>
-        <w:t>Уоршелла</w:t>
-      </w:r>
-      <w:proofErr w:type="spellEnd"/>
-      <w:r>
-        <w:rPr>
-          <w:lang w:val="ru-RU"/>
-        </w:rPr>
-        <w:t>. Результат показан на рисунке 9.</w:t>
+        <w:t xml:space="preserve">Матрицу кратчайших маршрутов найдём с помощью алгоритма Флойда-Уоршелла. Результат показан на рисунке </w:t>
+      </w:r>
+      <w:r>
+        <w:rPr>
+          <w:lang w:val="ru-RU"/>
+        </w:rPr>
+        <w:t>8</w:t>
+      </w:r>
+      <w:r>
+        <w:rPr>
+          <w:lang w:val="ru-RU"/>
+        </w:rPr>
+        <w:t>.</w:t>
       </w:r>
     </w:p>
     <w:p>
@@ -3855,7 +3870,13 @@
         <w:rPr>
           <w:lang w:val="ru-RU"/>
         </w:rPr>
-        <w:t>662</w:t>
+        <w:t>6</w:t>
+      </w:r>
+      <w:r>
+        <w:rPr>
+          <w:lang w:val="ru-RU"/>
+        </w:rPr>
+        <w:t>98</w:t>
       </w:r>
     </w:p>
     <w:p>
@@ -3886,7 +3907,19 @@
           <w:lang w:val="ru-RU"/>
         </w:rPr>
         <w:lastRenderedPageBreak/>
-        <w:t>строить маршрут по матрице кратчайших маршрутов, и добавлять значение интенсивности к каждой линии связи на маршруте. Результат на рисунке 10.</w:t>
+        <w:t xml:space="preserve">строить маршрут по матрице кратчайших маршрутов, и добавлять значение интенсивности к каждой линии связи на маршруте. Результат на рисунке </w:t>
+      </w:r>
+      <w:r>
+        <w:rPr>
+          <w:lang w:val="ru-RU"/>
+        </w:rPr>
+        <w:t>9</w:t>
+      </w:r>
+      <w:r>
+        <w:rPr>
+          <w:lang w:val="ru-RU"/>
+        </w:rPr>
+        <w:t>.</w:t>
       </w:r>
     </w:p>
     <w:p>
@@ -3992,7 +4025,19 @@
         <w:rPr>
           <w:lang w:val="ru-RU"/>
         </w:rPr>
-        <w:t xml:space="preserve"> Формулы на рисунке 11.</w:t>
+        <w:t xml:space="preserve"> Формулы на рисунке 1</w:t>
+      </w:r>
+      <w:r>
+        <w:rPr>
+          <w:lang w:val="ru-RU"/>
+        </w:rPr>
+        <w:t>0</w:t>
+      </w:r>
+      <w:r>
+        <w:rPr>
+          <w:lang w:val="ru-RU"/>
+        </w:rPr>
+        <w:t>.</w:t>
       </w:r>
       <w:r>
         <w:rPr>
@@ -4004,7 +4049,7 @@
         <w:rPr>
           <w:lang w:val="ru-RU"/>
         </w:rPr>
-        <w:t>2</w:t>
+        <w:t>1</w:t>
       </w:r>
       <w:r>
         <w:rPr>
@@ -4225,7 +4270,13 @@
         <w:rPr>
           <w:lang w:val="ru-RU"/>
         </w:rPr>
-        <w:t xml:space="preserve"> на матрицу количества потоков. Результат на рисунке 13</w:t>
+        <w:t xml:space="preserve"> на матрицу количества потоков. Результат на рисунке 1</w:t>
+      </w:r>
+      <w:r>
+        <w:rPr>
+          <w:lang w:val="ru-RU"/>
+        </w:rPr>
+        <w:t>2.</w:t>
       </w:r>
     </w:p>
     <w:p>
@@ -4362,7 +4413,19 @@
         <w:rPr>
           <w:lang w:val="ru-RU"/>
         </w:rPr>
-        <w:t>. Результат на рисунке 14.</w:t>
+        <w:t>. Результат на рисунке 1</w:t>
+      </w:r>
+      <w:r>
+        <w:rPr>
+          <w:lang w:val="ru-RU"/>
+        </w:rPr>
+        <w:t>3</w:t>
+      </w:r>
+      <w:r>
+        <w:rPr>
+          <w:lang w:val="ru-RU"/>
+        </w:rPr>
+        <w:t>.</w:t>
       </w:r>
     </w:p>
     <w:p>
@@ -8283,28 +8346,28 @@
 </file>
 
 <file path=customXml/item1.xml><?xml version="1.0" encoding="utf-8"?>
+<b:Sources xmlns:b="http://schemas.openxmlformats.org/officeDocument/2006/bibliography" xmlns="http://schemas.openxmlformats.org/officeDocument/2006/bibliography" SelectedStyle="\APASixthEditionOfficeOnline.xsl" StyleName="APA" Version="6"/>
+</file>
+
+<file path=customXml/item2.xml><?xml version="1.0" encoding="utf-8"?>
 <go:gDocsCustomXmlDataStorage xmlns:go="http://customooxmlschemas.google.com/" xmlns:r="http://schemas.openxmlformats.org/officeDocument/2006/relationships">
   <go:docsCustomData xmlns:go="http://customooxmlschemas.google.com/" roundtripDataSignature="AMtx7mhXfTw84m9le8KgaXP5mWG5TOB5yg==">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</go:docsCustomData>
 </go:gDocsCustomXmlDataStorage>
 </file>
 
-<file path=customXml/item2.xml><?xml version="1.0" encoding="utf-8"?>
-<b:Sources xmlns:b="http://schemas.openxmlformats.org/officeDocument/2006/bibliography" xmlns="http://schemas.openxmlformats.org/officeDocument/2006/bibliography" SelectedStyle="\APASixthEditionOfficeOnline.xsl" StyleName="APA" Version="6"/>
+<file path=customXml/itemProps1.xml><?xml version="1.0" encoding="utf-8"?>
+<ds:datastoreItem xmlns:ds="http://schemas.openxmlformats.org/officeDocument/2006/customXml" ds:itemID="{4CF0E839-ACED-435B-AA46-EED12CF5F980}">
+  <ds:schemaRefs>
+    <ds:schemaRef ds:uri="http://schemas.openxmlformats.org/officeDocument/2006/bibliography"/>
+  </ds:schemaRefs>
+</ds:datastoreItem>
 </file>
 
-<file path=customXml/itemProps1.xml><?xml version="1.0" encoding="utf-8"?>
+<file path=customXml/itemProps2.xml><?xml version="1.0" encoding="utf-8"?>
 <ds:datastoreItem xmlns:ds="http://schemas.openxmlformats.org/officeDocument/2006/customXml" ds:itemID="{11111111-1234-1234-1234-123412341234}">
   <ds:schemaRefs>
     <ds:schemaRef ds:uri="http://customooxmlschemas.google.com/"/>
     <ds:schemaRef ds:uri="http://schemas.openxmlformats.org/officeDocument/2006/relationships"/>
   </ds:schemaRefs>
 </ds:datastoreItem>
-</file>
-
-<file path=customXml/itemProps2.xml><?xml version="1.0" encoding="utf-8"?>
-<ds:datastoreItem xmlns:ds="http://schemas.openxmlformats.org/officeDocument/2006/customXml" ds:itemID="{4CF0E839-ACED-435B-AA46-EED12CF5F980}">
-  <ds:schemaRefs>
-    <ds:schemaRef ds:uri="http://schemas.openxmlformats.org/officeDocument/2006/bibliography"/>
-  </ds:schemaRefs>
-</ds:datastoreItem>
 </file>
--- a/ММСС/kurs/kurs.docx
+++ b/ММСС/kurs/kurs.docx
@@ -2015,26 +2015,6 @@
     </w:p>
     <w:p>
       <w:pPr>
-        <w:rPr>
-          <w:lang w:val="ru-RU"/>
-        </w:rPr>
-      </w:pPr>
-      <w:r>
-        <w:rPr>
-          <w:lang w:val="ru-RU"/>
-        </w:rPr>
-        <w:t>Затем необходимо оптимизировать сеть связи для достижения целевого значения задержки.</w:t>
-      </w:r>
-    </w:p>
-    <w:p>
-      <w:pPr>
-        <w:rPr>
-          <w:lang w:val="ru-RU"/>
-        </w:rPr>
-      </w:pPr>
-    </w:p>
-    <w:p>
-      <w:pPr>
         <w:pStyle w:val="2"/>
         <w:rPr>
           <w:lang w:val="ru-RU"/>
@@ -2305,78 +2285,78 @@
         <w:rPr>
           <w:lang w:val="en-US"/>
         </w:rPr>
+        <w:t>T</w:t>
+      </w:r>
+      <w:r>
+        <w:rPr>
+          <w:lang w:val="ru-RU"/>
+        </w:rPr>
+        <w:t xml:space="preserve">0 = 0,1 </w:t>
+      </w:r>
+      <w:r>
+        <w:rPr>
+          <w:lang w:val="en-US"/>
+        </w:rPr>
+        <w:t>c</w:t>
+      </w:r>
+    </w:p>
+    <w:p>
+      <w:pPr>
+        <w:rPr>
+          <w:lang w:val="ru-RU"/>
+        </w:rPr>
+      </w:pPr>
+      <w:r>
+        <w:rPr>
+          <w:lang w:val="en-US"/>
+        </w:rPr>
+        <w:t>q</w:t>
+      </w:r>
+      <w:r>
+        <w:rPr>
+          <w:lang w:val="ru-RU"/>
+        </w:rPr>
+        <w:t xml:space="preserve"> = 98</w:t>
+      </w:r>
+      <w:r>
+        <w:rPr>
+          <w:lang w:val="ru-RU"/>
+        </w:rPr>
+        <w:t xml:space="preserve"> </w:t>
+      </w:r>
+      <w:r>
+        <w:rPr>
+          <w:lang w:val="ru-RU"/>
+        </w:rPr>
+        <w:t>%</w:t>
+      </w:r>
+    </w:p>
+    <w:p>
+      <w:pPr>
+        <w:rPr>
+          <w:lang w:val="ru-RU"/>
+        </w:rPr>
+      </w:pPr>
+      <w:r>
+        <w:rPr>
+          <w:lang w:val="ru-RU"/>
+        </w:rPr>
+        <w:t>На рисунке 1 представлено распределение абонентов по узлам связи</w:t>
+      </w:r>
+    </w:p>
+    <w:p>
+      <w:pPr>
+        <w:jc w:val="center"/>
+        <w:rPr>
+          <w:lang w:val="ru-RU"/>
+        </w:rPr>
+      </w:pPr>
+      <w:r>
+        <w:rPr>
+          <w:noProof/>
+          <w:lang w:val="ru-RU"/>
+        </w:rPr>
         <w:lastRenderedPageBreak/>
-        <w:t>T</w:t>
-      </w:r>
-      <w:r>
-        <w:rPr>
-          <w:lang w:val="ru-RU"/>
-        </w:rPr>
-        <w:t xml:space="preserve">0 = 0,1 </w:t>
-      </w:r>
-      <w:r>
-        <w:rPr>
-          <w:lang w:val="en-US"/>
-        </w:rPr>
-        <w:t>c</w:t>
-      </w:r>
-    </w:p>
-    <w:p>
-      <w:pPr>
-        <w:rPr>
-          <w:lang w:val="ru-RU"/>
-        </w:rPr>
-      </w:pPr>
-      <w:r>
-        <w:rPr>
-          <w:lang w:val="en-US"/>
-        </w:rPr>
-        <w:t>q</w:t>
-      </w:r>
-      <w:r>
-        <w:rPr>
-          <w:lang w:val="ru-RU"/>
-        </w:rPr>
-        <w:t xml:space="preserve"> = 98</w:t>
-      </w:r>
-      <w:r>
-        <w:rPr>
-          <w:lang w:val="ru-RU"/>
-        </w:rPr>
-        <w:t xml:space="preserve"> </w:t>
-      </w:r>
-      <w:r>
-        <w:rPr>
-          <w:lang w:val="ru-RU"/>
-        </w:rPr>
-        <w:t>%</w:t>
-      </w:r>
-    </w:p>
-    <w:p>
-      <w:pPr>
-        <w:rPr>
-          <w:lang w:val="ru-RU"/>
-        </w:rPr>
-      </w:pPr>
-      <w:r>
-        <w:rPr>
-          <w:lang w:val="ru-RU"/>
-        </w:rPr>
-        <w:t>На рисунке 1 представлено распределение абонентов по узлам связи</w:t>
-      </w:r>
-    </w:p>
-    <w:p>
-      <w:pPr>
-        <w:jc w:val="center"/>
-        <w:rPr>
-          <w:lang w:val="ru-RU"/>
-        </w:rPr>
-      </w:pPr>
-      <w:r>
-        <w:rPr>
-          <w:noProof/>
-          <w:lang w:val="ru-RU"/>
-        </w:rPr>
         <w:drawing>
           <wp:inline distT="0" distB="0" distL="0" distR="0" wp14:anchorId="1012D64C" wp14:editId="3DB3E57F">
             <wp:extent cx="1790950" cy="5010849"/>
@@ -8346,28 +8326,28 @@
 </file>
 
 <file path=customXml/item1.xml><?xml version="1.0" encoding="utf-8"?>
-<b:Sources xmlns:b="http://schemas.openxmlformats.org/officeDocument/2006/bibliography" xmlns="http://schemas.openxmlformats.org/officeDocument/2006/bibliography" SelectedStyle="\APASixthEditionOfficeOnline.xsl" StyleName="APA" Version="6"/>
-</file>
-
-<file path=customXml/item2.xml><?xml version="1.0" encoding="utf-8"?>
 <go:gDocsCustomXmlDataStorage xmlns:go="http://customooxmlschemas.google.com/" xmlns:r="http://schemas.openxmlformats.org/officeDocument/2006/relationships">
   <go:docsCustomData xmlns:go="http://customooxmlschemas.google.com/" roundtripDataSignature="AMtx7mhXfTw84m9le8KgaXP5mWG5TOB5yg==">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</go:docsCustomData>
 </go:gDocsCustomXmlDataStorage>
 </file>
 
-<file path=customXml/itemProps1.xml><?xml version="1.0" encoding="utf-8"?>
-<ds:datastoreItem xmlns:ds="http://schemas.openxmlformats.org/officeDocument/2006/customXml" ds:itemID="{4CF0E839-ACED-435B-AA46-EED12CF5F980}">
-  <ds:schemaRefs>
-    <ds:schemaRef ds:uri="http://schemas.openxmlformats.org/officeDocument/2006/bibliography"/>
-  </ds:schemaRefs>
-</ds:datastoreItem>
+<file path=customXml/item2.xml><?xml version="1.0" encoding="utf-8"?>
+<b:Sources xmlns:b="http://schemas.openxmlformats.org/officeDocument/2006/bibliography" xmlns="http://schemas.openxmlformats.org/officeDocument/2006/bibliography" SelectedStyle="\APASixthEditionOfficeOnline.xsl" StyleName="APA" Version="6"/>
 </file>
 
-<file path=customXml/itemProps2.xml><?xml version="1.0" encoding="utf-8"?>
+<file path=customXml/itemProps1.xml><?xml version="1.0" encoding="utf-8"?>
 <ds:datastoreItem xmlns:ds="http://schemas.openxmlformats.org/officeDocument/2006/customXml" ds:itemID="{11111111-1234-1234-1234-123412341234}">
   <ds:schemaRefs>
     <ds:schemaRef ds:uri="http://customooxmlschemas.google.com/"/>
     <ds:schemaRef ds:uri="http://schemas.openxmlformats.org/officeDocument/2006/relationships"/>
   </ds:schemaRefs>
 </ds:datastoreItem>
+</file>
+
+<file path=customXml/itemProps2.xml><?xml version="1.0" encoding="utf-8"?>
+<ds:datastoreItem xmlns:ds="http://schemas.openxmlformats.org/officeDocument/2006/customXml" ds:itemID="{4CF0E839-ACED-435B-AA46-EED12CF5F980}">
+  <ds:schemaRefs>
+    <ds:schemaRef ds:uri="http://schemas.openxmlformats.org/officeDocument/2006/bibliography"/>
+  </ds:schemaRefs>
+</ds:datastoreItem>
 </file>
--- a/ММСС/kurs/kurs.docx
+++ b/ММСС/kurs/kurs.docx
@@ -4,11 +4,13 @@
   <w:body>
     <w:p>
       <w:pPr>
+        <w:ind w:firstLine="720"/>
         <w:jc w:val="center"/>
         <w:rPr>
           <w:b/>
         </w:rPr>
       </w:pPr>
+      <w:proofErr w:type="spellStart"/>
       <w:r>
         <w:rPr>
           <w:b/>
@@ -16,11 +18,26 @@
         </w:rPr>
         <w:t>чёчё</w:t>
       </w:r>
+      <w:proofErr w:type="spellEnd"/>
       <w:r>
         <w:rPr>
           <w:b/>
         </w:rPr>
-        <w:t>МИНИСТЕРСТВО ЦИФРОВОГО РАЗВИТИЯ, СВЯЗИ И МАССОВЫХ КОММУНИКАЦИЙ РОССИЙСКОЙ ФЕДЕРАЦИИ ФЕДЕРАЛЬНОЕ ГОСУДАРСТВЕННОЕ БЮДЖЕТНОЕ ОБРАЗОВАТЕЛЬНОЕ УЧРЕЖДЕНИЕ ВЫСШЕГО ОБРАЗОВАНИЯ «САНКТ-ПЕТЕРБУРГСКИЙ ГОСУДАРСТВЕННЫЙ УНИВЕРСИТЕТ ТЕЛЕКОММУНИКАЦИЙ ИМ. ПРОФ. М.А. БОНЧ-БРУЕВИЧА» (СПбГУТ)</w:t>
+        <w:t>МИНИСТЕРСТВО ЦИФРОВОГО РАЗВИТИЯ, СВЯЗИ И МАССОВЫХ КОММУНИКАЦИЙ РОССИЙСКОЙ ФЕДЕРАЦИИ ФЕДЕРАЛЬНОЕ ГОСУДАРСТВЕННОЕ БЮДЖЕТНОЕ ОБРАЗОВАТЕЛЬНОЕ УЧРЕЖДЕНИЕ ВЫСШЕГО ОБРАЗОВАНИЯ «САНКТ-ПЕТЕРБУРГСКИЙ ГОСУДАРСТВЕННЫЙ УНИВЕРСИТЕТ ТЕЛЕКОММУНИКАЦИЙ ИМ. ПРОФ. М.А. БОНЧ-БРУЕВИЧА» (</w:t>
+      </w:r>
+      <w:proofErr w:type="spellStart"/>
+      <w:r>
+        <w:rPr>
+          <w:b/>
+        </w:rPr>
+        <w:t>СПбГУТ</w:t>
+      </w:r>
+      <w:proofErr w:type="spellEnd"/>
+      <w:r>
+        <w:rPr>
+          <w:b/>
+        </w:rPr>
+        <w:t>)</w:t>
       </w:r>
     </w:p>
     <w:p>
@@ -3187,7 +3204,21 @@
         <w:rPr>
           <w:lang w:val="ru-RU"/>
         </w:rPr>
-        <w:t xml:space="preserve">Матрицу кратчайших маршрутов найдём с помощью алгоритма Флойда-Уоршелла. Результат показан на рисунке </w:t>
+        <w:t>Матрицу кратчайших маршрутов найдём с помощью алгоритма Флойда-</w:t>
+      </w:r>
+      <w:proofErr w:type="spellStart"/>
+      <w:r>
+        <w:rPr>
+          <w:lang w:val="ru-RU"/>
+        </w:rPr>
+        <w:t>Уоршелла</w:t>
+      </w:r>
+      <w:proofErr w:type="spellEnd"/>
+      <w:r>
+        <w:rPr>
+          <w:lang w:val="ru-RU"/>
+        </w:rPr>
+        <w:t xml:space="preserve">. Результат показан на рисунке </w:t>
       </w:r>
       <w:r>
         <w:rPr>

--- a/ММСС/kurs/kurs.docx
+++ b/ММСС/kurs/kurs.docx
@@ -3242,14 +3242,13 @@
       </w:pPr>
       <w:r>
         <w:rPr>
-          <w:noProof/>
           <w:lang w:val="ru-RU"/>
         </w:rPr>
         <w:drawing>
-          <wp:inline distT="0" distB="0" distL="0" distR="0" wp14:anchorId="33EA117E" wp14:editId="79FBE0E5">
-            <wp:extent cx="6196965" cy="3714115"/>
-            <wp:effectExtent l="0" t="0" r="0" b="635"/>
-            <wp:docPr id="7" name="Рисунок 7"/>
+          <wp:inline distT="0" distB="0" distL="0" distR="0" wp14:anchorId="407E429D" wp14:editId="780F93E4">
+            <wp:extent cx="6196965" cy="4029710"/>
+            <wp:effectExtent l="0" t="0" r="0" b="8890"/>
+            <wp:docPr id="2" name="Рисунок 2"/>
             <wp:cNvGraphicFramePr>
               <a:graphicFrameLocks xmlns:a="http://schemas.openxmlformats.org/drawingml/2006/main" noChangeAspect="1"/>
             </wp:cNvGraphicFramePr>
@@ -3269,7 +3268,7 @@
                   <pic:spPr>
                     <a:xfrm>
                       <a:off x="0" y="0"/>
-                      <a:ext cx="6196965" cy="3714115"/>
+                      <a:ext cx="6196965" cy="4029710"/>
                     </a:xfrm>
                     <a:prstGeom prst="rect">
                       <a:avLst/>
@@ -3334,6 +3333,7 @@
         <w:rPr>
           <w:lang w:val="ru-RU"/>
         </w:rPr>
+        <w:lastRenderedPageBreak/>
         <w:t>1. Посмотрим на 1-ю строку и 3-й столбец:</w:t>
       </w:r>
     </w:p>
@@ -3348,26 +3348,606 @@
         <w:rPr>
           <w:lang w:val="ru-RU"/>
         </w:rPr>
+        <w:t xml:space="preserve">   - Значение в ячейке (1, 3) = </w:t>
+      </w:r>
+      <w:r>
+        <w:rPr>
+          <w:lang w:val="ru-RU"/>
+        </w:rPr>
+        <w:t>8</w:t>
+      </w:r>
+      <w:r>
+        <w:rPr>
+          <w:lang w:val="ru-RU"/>
+        </w:rPr>
+        <w:t xml:space="preserve">. Это означает, что между узлом 1 и узлом 3 необходимо пройти через узел </w:t>
+      </w:r>
+      <w:r>
+        <w:rPr>
+          <w:lang w:val="ru-RU"/>
+        </w:rPr>
+        <w:t>8</w:t>
+      </w:r>
+      <w:r>
+        <w:rPr>
+          <w:lang w:val="ru-RU"/>
+        </w:rPr>
+        <w:t>.</w:t>
+      </w:r>
+    </w:p>
+    <w:p>
+      <w:pPr>
+        <w:jc w:val="left"/>
+        <w:rPr>
+          <w:lang w:val="ru-RU"/>
+        </w:rPr>
+      </w:pPr>
+      <w:r>
+        <w:rPr>
+          <w:lang w:val="ru-RU"/>
+        </w:rPr>
+        <w:t xml:space="preserve">2. Теперь проверим узел </w:t>
+      </w:r>
+      <w:r>
+        <w:rPr>
+          <w:lang w:val="ru-RU"/>
+        </w:rPr>
+        <w:t>8</w:t>
+      </w:r>
+      <w:r>
+        <w:rPr>
+          <w:lang w:val="ru-RU"/>
+        </w:rPr>
+        <w:t>:</w:t>
+      </w:r>
+    </w:p>
+    <w:p>
+      <w:pPr>
+        <w:jc w:val="left"/>
+        <w:rPr>
+          <w:lang w:val="ru-RU"/>
+        </w:rPr>
+      </w:pPr>
+      <w:r>
+        <w:rPr>
+          <w:lang w:val="ru-RU"/>
+        </w:rPr>
+        <w:t xml:space="preserve">   - Посмотрим на </w:t>
+      </w:r>
+      <w:r>
+        <w:rPr>
+          <w:lang w:val="ru-RU"/>
+        </w:rPr>
+        <w:t>8</w:t>
+      </w:r>
+      <w:r>
+        <w:rPr>
+          <w:lang w:val="ru-RU"/>
+        </w:rPr>
+        <w:t>-ю строку и 3-й столбец.</w:t>
+      </w:r>
+    </w:p>
+    <w:p>
+      <w:pPr>
+        <w:jc w:val="left"/>
+        <w:rPr>
+          <w:lang w:val="ru-RU"/>
+        </w:rPr>
+      </w:pPr>
+      <w:r>
+        <w:rPr>
+          <w:lang w:val="ru-RU"/>
+        </w:rPr>
+        <w:t xml:space="preserve">   - Значение в ячейке (</w:t>
+      </w:r>
+      <w:r>
+        <w:rPr>
+          <w:lang w:val="ru-RU"/>
+        </w:rPr>
+        <w:t>8</w:t>
+      </w:r>
+      <w:r>
+        <w:rPr>
+          <w:lang w:val="ru-RU"/>
+        </w:rPr>
+        <w:t xml:space="preserve">, 3) = </w:t>
+      </w:r>
+      <w:r>
+        <w:rPr>
+          <w:lang w:val="ru-RU"/>
+        </w:rPr>
+        <w:t>9</w:t>
+      </w:r>
+      <w:r>
+        <w:rPr>
+          <w:lang w:val="ru-RU"/>
+        </w:rPr>
+        <w:t xml:space="preserve">. Это означает, что необходимо пройти через узел </w:t>
+      </w:r>
+      <w:r>
+        <w:rPr>
+          <w:lang w:val="ru-RU"/>
+        </w:rPr>
+        <w:t>9</w:t>
+      </w:r>
+      <w:r>
+        <w:rPr>
+          <w:lang w:val="ru-RU"/>
+        </w:rPr>
+        <w:t>.</w:t>
+      </w:r>
+    </w:p>
+    <w:p>
+      <w:pPr>
+        <w:jc w:val="left"/>
+        <w:rPr>
+          <w:lang w:val="ru-RU"/>
+        </w:rPr>
+      </w:pPr>
+      <w:r>
+        <w:rPr>
+          <w:lang w:val="ru-RU"/>
+        </w:rPr>
+        <w:t xml:space="preserve">3. Теперь проверим узел </w:t>
+      </w:r>
+      <w:r>
+        <w:rPr>
+          <w:lang w:val="ru-RU"/>
+        </w:rPr>
+        <w:t>9</w:t>
+      </w:r>
+      <w:r>
+        <w:rPr>
+          <w:lang w:val="ru-RU"/>
+        </w:rPr>
+        <w:t>:</w:t>
+      </w:r>
+    </w:p>
+    <w:p>
+      <w:pPr>
+        <w:jc w:val="left"/>
+        <w:rPr>
+          <w:lang w:val="ru-RU"/>
+        </w:rPr>
+      </w:pPr>
+      <w:r>
+        <w:rPr>
+          <w:lang w:val="ru-RU"/>
+        </w:rPr>
+        <w:t xml:space="preserve">   - Посмотрим на </w:t>
+      </w:r>
+      <w:r>
+        <w:rPr>
+          <w:lang w:val="ru-RU"/>
+        </w:rPr>
+        <w:t>9</w:t>
+      </w:r>
+      <w:r>
+        <w:rPr>
+          <w:lang w:val="ru-RU"/>
+        </w:rPr>
+        <w:t>-ю строку и 3-й столбец.</w:t>
+      </w:r>
+    </w:p>
+    <w:p>
+      <w:pPr>
+        <w:jc w:val="left"/>
+        <w:rPr>
+          <w:lang w:val="ru-RU"/>
+        </w:rPr>
+      </w:pPr>
+      <w:r>
+        <w:rPr>
+          <w:lang w:val="ru-RU"/>
+        </w:rPr>
+        <w:t xml:space="preserve">   - Значение в ячейке (</w:t>
+      </w:r>
+      <w:r>
+        <w:rPr>
+          <w:lang w:val="ru-RU"/>
+        </w:rPr>
+        <w:t>9</w:t>
+      </w:r>
+      <w:r>
+        <w:rPr>
+          <w:lang w:val="ru-RU"/>
+        </w:rPr>
+        <w:t>, 3) = 12. Это означает, что необходимо пройти через узел 12.</w:t>
+      </w:r>
+    </w:p>
+    <w:p>
+      <w:pPr>
+        <w:jc w:val="left"/>
+        <w:rPr>
+          <w:lang w:val="ru-RU"/>
+        </w:rPr>
+      </w:pPr>
+      <w:r>
+        <w:rPr>
+          <w:lang w:val="ru-RU"/>
+        </w:rPr>
+        <w:t>4. Теперь проверим узел 12:</w:t>
+      </w:r>
+    </w:p>
+    <w:p>
+      <w:pPr>
+        <w:jc w:val="left"/>
+        <w:rPr>
+          <w:lang w:val="ru-RU"/>
+        </w:rPr>
+      </w:pPr>
+      <w:r>
+        <w:rPr>
+          <w:lang w:val="ru-RU"/>
+        </w:rPr>
+        <w:t xml:space="preserve">   - Посмотрим на 12-ю строку и 3-й столбец.</w:t>
+      </w:r>
+    </w:p>
+    <w:p>
+      <w:pPr>
+        <w:jc w:val="left"/>
+        <w:rPr>
+          <w:lang w:val="ru-RU"/>
+        </w:rPr>
+      </w:pPr>
+      <w:r>
+        <w:rPr>
+          <w:lang w:val="ru-RU"/>
+        </w:rPr>
+        <w:t xml:space="preserve">   - Значение в ячейке (12, 3) = </w:t>
+      </w:r>
+      <w:r>
+        <w:rPr>
+          <w:lang w:val="ru-RU"/>
+        </w:rPr>
+        <w:t>10</w:t>
+      </w:r>
+      <w:r>
+        <w:rPr>
+          <w:lang w:val="ru-RU"/>
+        </w:rPr>
+        <w:t xml:space="preserve">. Это означает, что необходимо пройти через узел </w:t>
+      </w:r>
+      <w:r>
+        <w:rPr>
+          <w:lang w:val="ru-RU"/>
+        </w:rPr>
+        <w:t>10</w:t>
+      </w:r>
+      <w:r>
+        <w:rPr>
+          <w:lang w:val="ru-RU"/>
+        </w:rPr>
+        <w:t>.</w:t>
+      </w:r>
+    </w:p>
+    <w:p>
+      <w:pPr>
+        <w:jc w:val="left"/>
+        <w:rPr>
+          <w:lang w:val="ru-RU"/>
+        </w:rPr>
+      </w:pPr>
+      <w:r>
+        <w:rPr>
+          <w:lang w:val="ru-RU"/>
+        </w:rPr>
+        <w:t xml:space="preserve">5. Теперь проверим узел </w:t>
+      </w:r>
+      <w:r>
+        <w:rPr>
+          <w:lang w:val="ru-RU"/>
+        </w:rPr>
+        <w:t>10</w:t>
+      </w:r>
+      <w:r>
+        <w:rPr>
+          <w:lang w:val="ru-RU"/>
+        </w:rPr>
+        <w:t>:</w:t>
+      </w:r>
+    </w:p>
+    <w:p>
+      <w:pPr>
+        <w:jc w:val="left"/>
+        <w:rPr>
+          <w:lang w:val="ru-RU"/>
+        </w:rPr>
+      </w:pPr>
+      <w:r>
+        <w:rPr>
+          <w:lang w:val="ru-RU"/>
+        </w:rPr>
+        <w:t xml:space="preserve">   - Посмотрим на </w:t>
+      </w:r>
+      <w:r>
+        <w:rPr>
+          <w:lang w:val="ru-RU"/>
+        </w:rPr>
+        <w:t>10</w:t>
+      </w:r>
+      <w:r>
+        <w:rPr>
+          <w:lang w:val="ru-RU"/>
+        </w:rPr>
+        <w:t>-ю строку и 3-й столбец.</w:t>
+      </w:r>
+    </w:p>
+    <w:p>
+      <w:pPr>
+        <w:jc w:val="left"/>
+        <w:rPr>
+          <w:lang w:val="ru-RU"/>
+        </w:rPr>
+      </w:pPr>
+      <w:r>
+        <w:rPr>
+          <w:lang w:val="ru-RU"/>
+        </w:rPr>
+        <w:t xml:space="preserve">   - Значение в ячейке (</w:t>
+      </w:r>
+      <w:r>
+        <w:rPr>
+          <w:lang w:val="ru-RU"/>
+        </w:rPr>
+        <w:t>10</w:t>
+      </w:r>
+      <w:r>
+        <w:rPr>
+          <w:lang w:val="ru-RU"/>
+        </w:rPr>
+        <w:t xml:space="preserve">, 3) = </w:t>
+      </w:r>
+      <w:r>
+        <w:rPr>
+          <w:lang w:val="ru-RU"/>
+        </w:rPr>
+        <w:t>3</w:t>
+      </w:r>
+    </w:p>
+    <w:p>
+      <w:pPr>
+        <w:jc w:val="left"/>
+        <w:rPr>
+          <w:lang w:val="ru-RU"/>
+        </w:rPr>
+      </w:pPr>
+      <w:r>
+        <w:rPr>
+          <w:lang w:val="ru-RU"/>
+        </w:rPr>
+        <w:t>Теперь мы можем собрать все узлы в маршрут:</w:t>
+      </w:r>
+    </w:p>
+    <w:p>
+      <w:pPr>
+        <w:jc w:val="left"/>
+        <w:rPr>
+          <w:lang w:val="ru-RU"/>
+        </w:rPr>
+      </w:pPr>
+      <w:r>
+        <w:rPr>
+          <w:lang w:val="ru-RU"/>
+        </w:rPr>
+        <w:t>- Начинаем с узла 1.</w:t>
+      </w:r>
+    </w:p>
+    <w:p>
+      <w:pPr>
+        <w:jc w:val="left"/>
+        <w:rPr>
+          <w:lang w:val="ru-RU"/>
+        </w:rPr>
+      </w:pPr>
+      <w:r>
+        <w:rPr>
+          <w:lang w:val="ru-RU"/>
+        </w:rPr>
+        <w:t xml:space="preserve">- Проходим через узел </w:t>
+      </w:r>
+      <w:r>
+        <w:rPr>
+          <w:lang w:val="ru-RU"/>
+        </w:rPr>
+        <w:t>8</w:t>
+      </w:r>
+      <w:r>
+        <w:rPr>
+          <w:lang w:val="ru-RU"/>
+        </w:rPr>
+        <w:t>.</w:t>
+      </w:r>
+    </w:p>
+    <w:p>
+      <w:pPr>
+        <w:jc w:val="left"/>
+        <w:rPr>
+          <w:lang w:val="ru-RU"/>
+        </w:rPr>
+      </w:pPr>
+      <w:r>
+        <w:rPr>
+          <w:lang w:val="ru-RU"/>
+        </w:rPr>
+        <w:t xml:space="preserve">- Проходим через узел </w:t>
+      </w:r>
+      <w:r>
+        <w:rPr>
+          <w:lang w:val="ru-RU"/>
+        </w:rPr>
+        <w:t>9</w:t>
+      </w:r>
+      <w:r>
+        <w:rPr>
+          <w:lang w:val="ru-RU"/>
+        </w:rPr>
+        <w:t>.</w:t>
+      </w:r>
+    </w:p>
+    <w:p>
+      <w:pPr>
+        <w:jc w:val="left"/>
+        <w:rPr>
+          <w:lang w:val="ru-RU"/>
+        </w:rPr>
+      </w:pPr>
+      <w:r>
+        <w:rPr>
+          <w:lang w:val="ru-RU"/>
+        </w:rPr>
+        <w:t>- Проходим через узел 12.</w:t>
+      </w:r>
+    </w:p>
+    <w:p>
+      <w:pPr>
+        <w:jc w:val="left"/>
+        <w:rPr>
+          <w:lang w:val="ru-RU"/>
+        </w:rPr>
+      </w:pPr>
+      <w:r>
+        <w:rPr>
+          <w:lang w:val="ru-RU"/>
+        </w:rPr>
+        <w:t>- Наконец, достигаем узла 3.</w:t>
+      </w:r>
+    </w:p>
+    <w:p>
+      <w:pPr>
+        <w:jc w:val="left"/>
+        <w:rPr>
+          <w:lang w:val="ru-RU"/>
+        </w:rPr>
+      </w:pPr>
+      <w:r>
+        <w:rPr>
+          <w:lang w:val="ru-RU"/>
+        </w:rPr>
+        <w:t xml:space="preserve">Полный маршрут: 1 → </w:t>
+      </w:r>
+      <w:r>
+        <w:rPr>
+          <w:lang w:val="ru-RU"/>
+        </w:rPr>
+        <w:t>8</w:t>
+      </w:r>
+      <w:r>
+        <w:rPr>
+          <w:lang w:val="ru-RU"/>
+        </w:rPr>
+        <w:t xml:space="preserve"> → </w:t>
+      </w:r>
+      <w:r>
+        <w:rPr>
+          <w:lang w:val="ru-RU"/>
+        </w:rPr>
+        <w:t>9</w:t>
+      </w:r>
+      <w:r>
+        <w:rPr>
+          <w:lang w:val="ru-RU"/>
+        </w:rPr>
+        <w:t xml:space="preserve"> → 12 → 3.</w:t>
+      </w:r>
+    </w:p>
+    <w:p>
+      <w:pPr>
+        <w:jc w:val="left"/>
+        <w:rPr>
+          <w:lang w:val="en-US"/>
+        </w:rPr>
+      </w:pPr>
+      <w:r>
+        <w:rPr>
+          <w:lang w:val="ru-RU"/>
+        </w:rPr>
+        <w:t>Сумма матрицы</w:t>
+      </w:r>
+      <w:r>
+        <w:rPr>
+          <w:lang w:val="ru-RU"/>
+        </w:rPr>
+        <w:t>:</w:t>
+      </w:r>
+      <w:r>
+        <w:rPr>
+          <w:lang w:val="ru-RU"/>
+        </w:rPr>
+        <w:t>3</w:t>
+      </w:r>
+      <w:r>
+        <w:rPr>
+          <w:lang w:val="ru-RU"/>
+        </w:rPr>
+        <w:t>6</w:t>
+      </w:r>
+      <w:r>
+        <w:rPr>
+          <w:lang w:val="en-US"/>
+        </w:rPr>
+        <w:t>62</w:t>
+      </w:r>
+    </w:p>
+    <w:p>
+      <w:pPr>
+        <w:pStyle w:val="1"/>
+      </w:pPr>
+      <w:bookmarkStart w:id="8" w:name="_Toc214006695"/>
+      <w:r>
+        <w:t>Расчет интенсивности нагрузки на линиях связи</w:t>
+      </w:r>
+      <w:bookmarkEnd w:id="8"/>
+    </w:p>
+    <w:p>
+      <w:pPr>
+        <w:ind w:firstLine="360"/>
+        <w:rPr>
+          <w:lang w:val="ru-RU"/>
+        </w:rPr>
+      </w:pPr>
+      <w:r>
+        <w:rPr>
+          <w:lang w:val="ru-RU"/>
+        </w:rPr>
+        <w:t xml:space="preserve">Матрицу интенсивностей нагрузки на линиях связи построим на основе матриц, полученных в пунктах </w:t>
+      </w:r>
+      <w:r>
+        <w:rPr>
+          <w:lang w:val="ru-RU"/>
+        </w:rPr>
+        <w:t>4</w:t>
+      </w:r>
+      <w:r>
+        <w:rPr>
+          <w:lang w:val="ru-RU"/>
+        </w:rPr>
+        <w:t xml:space="preserve"> и </w:t>
+      </w:r>
+      <w:r>
+        <w:rPr>
+          <w:lang w:val="ru-RU"/>
+        </w:rPr>
+        <w:t>5</w:t>
+      </w:r>
+      <w:r>
+        <w:rPr>
+          <w:lang w:val="ru-RU"/>
+        </w:rPr>
+        <w:t xml:space="preserve">. Для этого требуется обойти всю матрицу </w:t>
+      </w:r>
+      <w:r>
+        <w:rPr>
+          <w:lang w:val="ru-RU"/>
+        </w:rPr>
         <w:lastRenderedPageBreak/>
-        <w:t xml:space="preserve">   - Значение в ячейке (1, 3) = </w:t>
-      </w:r>
-      <w:r>
-        <w:rPr>
-          <w:lang w:val="ru-RU"/>
-        </w:rPr>
-        <w:t>8</w:t>
-      </w:r>
-      <w:r>
-        <w:rPr>
-          <w:lang w:val="ru-RU"/>
-        </w:rPr>
-        <w:t xml:space="preserve">. Это означает, что между узлом 1 и узлом 3 необходимо пройти через узел </w:t>
-      </w:r>
-      <w:r>
-        <w:rPr>
-          <w:lang w:val="ru-RU"/>
-        </w:rPr>
-        <w:t>8</w:t>
+        <w:t xml:space="preserve">интенсивностей трафика по направлениям связи. Для каждого направления строить маршрут по матрице кратчайших маршрутов, и добавлять значение интенсивности к каждой линии связи на маршруте. Результат на рисунке </w:t>
+      </w:r>
+      <w:r>
+        <w:rPr>
+          <w:lang w:val="ru-RU"/>
+        </w:rPr>
+        <w:t>9</w:t>
       </w:r>
       <w:r>
         <w:rPr>
@@ -3378,530 +3958,6 @@
     </w:p>
     <w:p>
       <w:pPr>
-        <w:jc w:val="left"/>
-        <w:rPr>
-          <w:lang w:val="ru-RU"/>
-        </w:rPr>
-      </w:pPr>
-      <w:r>
-        <w:rPr>
-          <w:lang w:val="ru-RU"/>
-        </w:rPr>
-        <w:t xml:space="preserve">2. Теперь проверим узел </w:t>
-      </w:r>
-      <w:r>
-        <w:rPr>
-          <w:lang w:val="ru-RU"/>
-        </w:rPr>
-        <w:t>8</w:t>
-      </w:r>
-      <w:r>
-        <w:rPr>
-          <w:lang w:val="ru-RU"/>
-        </w:rPr>
-        <w:t>:</w:t>
-      </w:r>
-    </w:p>
-    <w:p>
-      <w:pPr>
-        <w:jc w:val="left"/>
-        <w:rPr>
-          <w:lang w:val="ru-RU"/>
-        </w:rPr>
-      </w:pPr>
-      <w:r>
-        <w:rPr>
-          <w:lang w:val="ru-RU"/>
-        </w:rPr>
-        <w:t xml:space="preserve">   - Посмотрим на </w:t>
-      </w:r>
-      <w:r>
-        <w:rPr>
-          <w:lang w:val="ru-RU"/>
-        </w:rPr>
-        <w:t>8</w:t>
-      </w:r>
-      <w:r>
-        <w:rPr>
-          <w:lang w:val="ru-RU"/>
-        </w:rPr>
-        <w:t>-ю строку и 3-й столбец.</w:t>
-      </w:r>
-    </w:p>
-    <w:p>
-      <w:pPr>
-        <w:jc w:val="left"/>
-        <w:rPr>
-          <w:lang w:val="ru-RU"/>
-        </w:rPr>
-      </w:pPr>
-      <w:r>
-        <w:rPr>
-          <w:lang w:val="ru-RU"/>
-        </w:rPr>
-        <w:t xml:space="preserve">   - Значение в ячейке (</w:t>
-      </w:r>
-      <w:r>
-        <w:rPr>
-          <w:lang w:val="ru-RU"/>
-        </w:rPr>
-        <w:t>8</w:t>
-      </w:r>
-      <w:r>
-        <w:rPr>
-          <w:lang w:val="ru-RU"/>
-        </w:rPr>
-        <w:t xml:space="preserve">, 3) = </w:t>
-      </w:r>
-      <w:r>
-        <w:rPr>
-          <w:lang w:val="ru-RU"/>
-        </w:rPr>
-        <w:t>9</w:t>
-      </w:r>
-      <w:r>
-        <w:rPr>
-          <w:lang w:val="ru-RU"/>
-        </w:rPr>
-        <w:t xml:space="preserve">. Это означает, что необходимо пройти через узел </w:t>
-      </w:r>
-      <w:r>
-        <w:rPr>
-          <w:lang w:val="ru-RU"/>
-        </w:rPr>
-        <w:t>9</w:t>
-      </w:r>
-      <w:r>
-        <w:rPr>
-          <w:lang w:val="ru-RU"/>
-        </w:rPr>
-        <w:t>.</w:t>
-      </w:r>
-    </w:p>
-    <w:p>
-      <w:pPr>
-        <w:jc w:val="left"/>
-        <w:rPr>
-          <w:lang w:val="ru-RU"/>
-        </w:rPr>
-      </w:pPr>
-      <w:r>
-        <w:rPr>
-          <w:lang w:val="ru-RU"/>
-        </w:rPr>
-        <w:t xml:space="preserve">3. Теперь проверим узел </w:t>
-      </w:r>
-      <w:r>
-        <w:rPr>
-          <w:lang w:val="ru-RU"/>
-        </w:rPr>
-        <w:t>9</w:t>
-      </w:r>
-      <w:r>
-        <w:rPr>
-          <w:lang w:val="ru-RU"/>
-        </w:rPr>
-        <w:t>:</w:t>
-      </w:r>
-    </w:p>
-    <w:p>
-      <w:pPr>
-        <w:jc w:val="left"/>
-        <w:rPr>
-          <w:lang w:val="ru-RU"/>
-        </w:rPr>
-      </w:pPr>
-      <w:r>
-        <w:rPr>
-          <w:lang w:val="ru-RU"/>
-        </w:rPr>
-        <w:t xml:space="preserve">   - Посмотрим на </w:t>
-      </w:r>
-      <w:r>
-        <w:rPr>
-          <w:lang w:val="ru-RU"/>
-        </w:rPr>
-        <w:t>9</w:t>
-      </w:r>
-      <w:r>
-        <w:rPr>
-          <w:lang w:val="ru-RU"/>
-        </w:rPr>
-        <w:t>-ю строку и 3-й столбец.</w:t>
-      </w:r>
-    </w:p>
-    <w:p>
-      <w:pPr>
-        <w:jc w:val="left"/>
-        <w:rPr>
-          <w:lang w:val="ru-RU"/>
-        </w:rPr>
-      </w:pPr>
-      <w:r>
-        <w:rPr>
-          <w:lang w:val="ru-RU"/>
-        </w:rPr>
-        <w:t xml:space="preserve">   - Значение в ячейке (</w:t>
-      </w:r>
-      <w:r>
-        <w:rPr>
-          <w:lang w:val="ru-RU"/>
-        </w:rPr>
-        <w:t>9</w:t>
-      </w:r>
-      <w:r>
-        <w:rPr>
-          <w:lang w:val="ru-RU"/>
-        </w:rPr>
-        <w:t>, 3) = 12. Это означает, что необходимо пройти через узел 12.</w:t>
-      </w:r>
-    </w:p>
-    <w:p>
-      <w:pPr>
-        <w:jc w:val="left"/>
-        <w:rPr>
-          <w:lang w:val="ru-RU"/>
-        </w:rPr>
-      </w:pPr>
-      <w:r>
-        <w:rPr>
-          <w:lang w:val="ru-RU"/>
-        </w:rPr>
-        <w:t>4. Теперь проверим узел 12:</w:t>
-      </w:r>
-    </w:p>
-    <w:p>
-      <w:pPr>
-        <w:jc w:val="left"/>
-        <w:rPr>
-          <w:lang w:val="ru-RU"/>
-        </w:rPr>
-      </w:pPr>
-      <w:r>
-        <w:rPr>
-          <w:lang w:val="ru-RU"/>
-        </w:rPr>
-        <w:t xml:space="preserve">   - Посмотрим на 12-ю строку и 3-й столбец.</w:t>
-      </w:r>
-    </w:p>
-    <w:p>
-      <w:pPr>
-        <w:jc w:val="left"/>
-        <w:rPr>
-          <w:lang w:val="ru-RU"/>
-        </w:rPr>
-      </w:pPr>
-      <w:r>
-        <w:rPr>
-          <w:lang w:val="ru-RU"/>
-        </w:rPr>
-        <w:t xml:space="preserve">   - Значение в ячейке (12, 3) = </w:t>
-      </w:r>
-      <w:r>
-        <w:rPr>
-          <w:lang w:val="ru-RU"/>
-        </w:rPr>
-        <w:t>10</w:t>
-      </w:r>
-      <w:r>
-        <w:rPr>
-          <w:lang w:val="ru-RU"/>
-        </w:rPr>
-        <w:t xml:space="preserve">. Это означает, что необходимо пройти через узел </w:t>
-      </w:r>
-      <w:r>
-        <w:rPr>
-          <w:lang w:val="ru-RU"/>
-        </w:rPr>
-        <w:t>10</w:t>
-      </w:r>
-      <w:r>
-        <w:rPr>
-          <w:lang w:val="ru-RU"/>
-        </w:rPr>
-        <w:t>.</w:t>
-      </w:r>
-    </w:p>
-    <w:p>
-      <w:pPr>
-        <w:jc w:val="left"/>
-        <w:rPr>
-          <w:lang w:val="ru-RU"/>
-        </w:rPr>
-      </w:pPr>
-      <w:r>
-        <w:rPr>
-          <w:lang w:val="ru-RU"/>
-        </w:rPr>
-        <w:t xml:space="preserve">5. Теперь проверим узел </w:t>
-      </w:r>
-      <w:r>
-        <w:rPr>
-          <w:lang w:val="ru-RU"/>
-        </w:rPr>
-        <w:t>10</w:t>
-      </w:r>
-      <w:r>
-        <w:rPr>
-          <w:lang w:val="ru-RU"/>
-        </w:rPr>
-        <w:t>:</w:t>
-      </w:r>
-    </w:p>
-    <w:p>
-      <w:pPr>
-        <w:jc w:val="left"/>
-        <w:rPr>
-          <w:lang w:val="ru-RU"/>
-        </w:rPr>
-      </w:pPr>
-      <w:r>
-        <w:rPr>
-          <w:lang w:val="ru-RU"/>
-        </w:rPr>
-        <w:t xml:space="preserve">   - Посмотрим на </w:t>
-      </w:r>
-      <w:r>
-        <w:rPr>
-          <w:lang w:val="ru-RU"/>
-        </w:rPr>
-        <w:t>10</w:t>
-      </w:r>
-      <w:r>
-        <w:rPr>
-          <w:lang w:val="ru-RU"/>
-        </w:rPr>
-        <w:t>-ю строку и 3-й столбец.</w:t>
-      </w:r>
-    </w:p>
-    <w:p>
-      <w:pPr>
-        <w:jc w:val="left"/>
-        <w:rPr>
-          <w:lang w:val="ru-RU"/>
-        </w:rPr>
-      </w:pPr>
-      <w:r>
-        <w:rPr>
-          <w:lang w:val="ru-RU"/>
-        </w:rPr>
-        <w:t xml:space="preserve">   - Значение в ячейке (</w:t>
-      </w:r>
-      <w:r>
-        <w:rPr>
-          <w:lang w:val="ru-RU"/>
-        </w:rPr>
-        <w:t>10</w:t>
-      </w:r>
-      <w:r>
-        <w:rPr>
-          <w:lang w:val="ru-RU"/>
-        </w:rPr>
-        <w:t xml:space="preserve">, 3) = </w:t>
-      </w:r>
-      <w:r>
-        <w:rPr>
-          <w:lang w:val="ru-RU"/>
-        </w:rPr>
-        <w:t>3</w:t>
-      </w:r>
-    </w:p>
-    <w:p>
-      <w:pPr>
-        <w:jc w:val="left"/>
-        <w:rPr>
-          <w:lang w:val="ru-RU"/>
-        </w:rPr>
-      </w:pPr>
-      <w:r>
-        <w:rPr>
-          <w:lang w:val="ru-RU"/>
-        </w:rPr>
-        <w:t>Теперь мы можем собрать все узлы в маршрут:</w:t>
-      </w:r>
-    </w:p>
-    <w:p>
-      <w:pPr>
-        <w:jc w:val="left"/>
-        <w:rPr>
-          <w:lang w:val="ru-RU"/>
-        </w:rPr>
-      </w:pPr>
-      <w:r>
-        <w:rPr>
-          <w:lang w:val="ru-RU"/>
-        </w:rPr>
-        <w:t>- Начинаем с узла 1.</w:t>
-      </w:r>
-    </w:p>
-    <w:p>
-      <w:pPr>
-        <w:jc w:val="left"/>
-        <w:rPr>
-          <w:lang w:val="ru-RU"/>
-        </w:rPr>
-      </w:pPr>
-      <w:r>
-        <w:rPr>
-          <w:lang w:val="ru-RU"/>
-        </w:rPr>
-        <w:t xml:space="preserve">- Проходим через узел </w:t>
-      </w:r>
-      <w:r>
-        <w:rPr>
-          <w:lang w:val="ru-RU"/>
-        </w:rPr>
-        <w:t>8</w:t>
-      </w:r>
-      <w:r>
-        <w:rPr>
-          <w:lang w:val="ru-RU"/>
-        </w:rPr>
-        <w:t>.</w:t>
-      </w:r>
-    </w:p>
-    <w:p>
-      <w:pPr>
-        <w:jc w:val="left"/>
-        <w:rPr>
-          <w:lang w:val="ru-RU"/>
-        </w:rPr>
-      </w:pPr>
-      <w:r>
-        <w:rPr>
-          <w:lang w:val="ru-RU"/>
-        </w:rPr>
-        <w:t xml:space="preserve">- Проходим через узел </w:t>
-      </w:r>
-      <w:r>
-        <w:rPr>
-          <w:lang w:val="ru-RU"/>
-        </w:rPr>
-        <w:t>9</w:t>
-      </w:r>
-      <w:r>
-        <w:rPr>
-          <w:lang w:val="ru-RU"/>
-        </w:rPr>
-        <w:t>.</w:t>
-      </w:r>
-    </w:p>
-    <w:p>
-      <w:pPr>
-        <w:jc w:val="left"/>
-        <w:rPr>
-          <w:lang w:val="ru-RU"/>
-        </w:rPr>
-      </w:pPr>
-      <w:r>
-        <w:rPr>
-          <w:lang w:val="ru-RU"/>
-        </w:rPr>
-        <w:t>- Проходим через узел 12.</w:t>
-      </w:r>
-    </w:p>
-    <w:p>
-      <w:pPr>
-        <w:jc w:val="left"/>
-        <w:rPr>
-          <w:lang w:val="ru-RU"/>
-        </w:rPr>
-      </w:pPr>
-      <w:r>
-        <w:rPr>
-          <w:lang w:val="ru-RU"/>
-        </w:rPr>
-        <w:t>- Наконец, достигаем узла 3.</w:t>
-      </w:r>
-    </w:p>
-    <w:p>
-      <w:pPr>
-        <w:jc w:val="left"/>
-        <w:rPr>
-          <w:lang w:val="ru-RU"/>
-        </w:rPr>
-      </w:pPr>
-      <w:r>
-        <w:rPr>
-          <w:lang w:val="ru-RU"/>
-        </w:rPr>
-        <w:t xml:space="preserve">Полный маршрут: 1 → </w:t>
-      </w:r>
-      <w:r>
-        <w:rPr>
-          <w:lang w:val="ru-RU"/>
-        </w:rPr>
-        <w:t>8</w:t>
-      </w:r>
-      <w:r>
-        <w:rPr>
-          <w:lang w:val="ru-RU"/>
-        </w:rPr>
-        <w:t xml:space="preserve"> → </w:t>
-      </w:r>
-      <w:r>
-        <w:rPr>
-          <w:lang w:val="ru-RU"/>
-        </w:rPr>
-        <w:t>9</w:t>
-      </w:r>
-      <w:r>
-        <w:rPr>
-          <w:lang w:val="ru-RU"/>
-        </w:rPr>
-        <w:t xml:space="preserve"> → 12 → 3.</w:t>
-      </w:r>
-    </w:p>
-    <w:p>
-      <w:pPr>
-        <w:jc w:val="left"/>
-        <w:rPr>
-          <w:lang w:val="ru-RU"/>
-        </w:rPr>
-      </w:pPr>
-      <w:r>
-        <w:rPr>
-          <w:lang w:val="ru-RU"/>
-        </w:rPr>
-        <w:t>Сумма матрицы</w:t>
-      </w:r>
-      <w:r>
-        <w:rPr>
-          <w:lang w:val="ru-RU"/>
-        </w:rPr>
-        <w:t>:</w:t>
-      </w:r>
-      <w:r>
-        <w:rPr>
-          <w:lang w:val="ru-RU"/>
-        </w:rPr>
-        <w:t>3</w:t>
-      </w:r>
-      <w:r>
-        <w:rPr>
-          <w:lang w:val="ru-RU"/>
-        </w:rPr>
-        <w:t>6</w:t>
-      </w:r>
-      <w:r>
-        <w:rPr>
-          <w:lang w:val="ru-RU"/>
-        </w:rPr>
-        <w:t>98</w:t>
-      </w:r>
-    </w:p>
-    <w:p>
-      <w:pPr>
-        <w:pStyle w:val="1"/>
-      </w:pPr>
-      <w:bookmarkStart w:id="8" w:name="_Toc214006695"/>
-      <w:r>
-        <w:t>Расчет интенсивности нагрузки на линиях связи</w:t>
-      </w:r>
-      <w:bookmarkEnd w:id="8"/>
-    </w:p>
-    <w:p>
-      <w:pPr>
         <w:ind w:firstLine="360"/>
         <w:rPr>
           <w:lang w:val="ru-RU"/>
@@ -3911,45 +3967,11 @@
         <w:rPr>
           <w:lang w:val="ru-RU"/>
         </w:rPr>
-        <w:t xml:space="preserve">Матрицу интенсивностей нагрузки на линиях связи построим на основе матриц, полученных в пунктах 5 и 6. Для этого требуется обойти всю матрицу интенсивностей трафика по направлениям связи. Для каждого направления </w:t>
-      </w:r>
-      <w:r>
-        <w:rPr>
-          <w:lang w:val="ru-RU"/>
-        </w:rPr>
-        <w:lastRenderedPageBreak/>
-        <w:t xml:space="preserve">строить маршрут по матрице кратчайших маршрутов, и добавлять значение интенсивности к каждой линии связи на маршруте. Результат на рисунке </w:t>
-      </w:r>
-      <w:r>
-        <w:rPr>
-          <w:lang w:val="ru-RU"/>
-        </w:rPr>
-        <w:t>9</w:t>
-      </w:r>
-      <w:r>
-        <w:rPr>
-          <w:lang w:val="ru-RU"/>
-        </w:rPr>
-        <w:t>.</w:t>
-      </w:r>
-    </w:p>
-    <w:p>
-      <w:pPr>
-        <w:ind w:firstLine="360"/>
-        <w:rPr>
-          <w:lang w:val="ru-RU"/>
-        </w:rPr>
-      </w:pPr>
-      <w:r>
-        <w:rPr>
-          <w:noProof/>
-          <w:lang w:val="ru-RU"/>
-        </w:rPr>
         <w:drawing>
-          <wp:inline distT="0" distB="0" distL="0" distR="0" wp14:anchorId="6A35C2AE" wp14:editId="26AEF249">
-            <wp:extent cx="6196965" cy="2976880"/>
+          <wp:inline distT="0" distB="0" distL="0" distR="0" wp14:anchorId="06732D1A" wp14:editId="7056E8B6">
+            <wp:extent cx="6196965" cy="2595880"/>
             <wp:effectExtent l="0" t="0" r="0" b="0"/>
-            <wp:docPr id="8" name="Рисунок 8"/>
+            <wp:docPr id="3" name="Рисунок 3"/>
             <wp:cNvGraphicFramePr>
               <a:graphicFrameLocks xmlns:a="http://schemas.openxmlformats.org/drawingml/2006/main" noChangeAspect="1"/>
             </wp:cNvGraphicFramePr>
@@ -3969,7 +3991,7 @@
                   <pic:spPr>
                     <a:xfrm>
                       <a:off x="0" y="0"/>
-                      <a:ext cx="6196965" cy="2976880"/>
+                      <a:ext cx="6196965" cy="2595880"/>
                     </a:xfrm>
                     <a:prstGeom prst="rect">
                       <a:avLst/>
@@ -4154,15 +4176,14 @@
       </w:pPr>
       <w:r>
         <w:rPr>
-          <w:noProof/>
           <w:lang w:val="ru-RU"/>
         </w:rPr>
         <w:lastRenderedPageBreak/>
         <w:drawing>
-          <wp:inline distT="0" distB="0" distL="0" distR="0" wp14:anchorId="7448AED1" wp14:editId="5BA8727C">
-            <wp:extent cx="6196965" cy="2868295"/>
-            <wp:effectExtent l="0" t="0" r="0" b="8255"/>
-            <wp:docPr id="9" name="Рисунок 9"/>
+          <wp:inline distT="0" distB="0" distL="0" distR="0" wp14:anchorId="71831497" wp14:editId="6FF42628">
+            <wp:extent cx="6196965" cy="3095625"/>
+            <wp:effectExtent l="0" t="0" r="0" b="9525"/>
+            <wp:docPr id="4" name="Рисунок 4"/>
             <wp:cNvGraphicFramePr>
               <a:graphicFrameLocks xmlns:a="http://schemas.openxmlformats.org/drawingml/2006/main" noChangeAspect="1"/>
             </wp:cNvGraphicFramePr>
@@ -4182,7 +4203,7 @@
                   <pic:spPr>
                     <a:xfrm>
                       <a:off x="0" y="0"/>
-                      <a:ext cx="6196965" cy="2868295"/>
+                      <a:ext cx="6196965" cy="3095625"/>
                     </a:xfrm>
                     <a:prstGeom prst="rect">
                       <a:avLst/>
@@ -4292,14 +4313,11 @@
     </w:p>
     <w:p>
       <w:r>
-        <w:rPr>
-          <w:noProof/>
-        </w:rPr>
         <w:drawing>
-          <wp:inline distT="0" distB="0" distL="0" distR="0" wp14:anchorId="34E3DB95" wp14:editId="0A0B347C">
-            <wp:extent cx="6196965" cy="1809750"/>
+          <wp:inline distT="0" distB="0" distL="0" distR="0" wp14:anchorId="700D9238" wp14:editId="6F48D375">
+            <wp:extent cx="6196965" cy="1894840"/>
             <wp:effectExtent l="0" t="0" r="0" b="0"/>
-            <wp:docPr id="10" name="Рисунок 10"/>
+            <wp:docPr id="5" name="Рисунок 5"/>
             <wp:cNvGraphicFramePr>
               <a:graphicFrameLocks xmlns:a="http://schemas.openxmlformats.org/drawingml/2006/main" noChangeAspect="1"/>
             </wp:cNvGraphicFramePr>
@@ -4319,7 +4337,7 @@
                   <pic:spPr>
                     <a:xfrm>
                       <a:off x="0" y="0"/>
-                      <a:ext cx="6196965" cy="1809750"/>
+                      <a:ext cx="6196965" cy="1894840"/>
                     </a:xfrm>
                     <a:prstGeom prst="rect">
                       <a:avLst/>
@@ -4447,14 +4465,13 @@
       </w:pPr>
       <w:r>
         <w:rPr>
-          <w:noProof/>
           <w:lang w:val="ru-RU"/>
         </w:rPr>
         <w:drawing>
-          <wp:inline distT="0" distB="0" distL="0" distR="0" wp14:anchorId="510D3458" wp14:editId="4C521424">
-            <wp:extent cx="6196965" cy="1891030"/>
-            <wp:effectExtent l="0" t="0" r="0" b="0"/>
-            <wp:docPr id="11" name="Рисунок 11"/>
+          <wp:inline distT="0" distB="0" distL="0" distR="0" wp14:anchorId="56B8E751" wp14:editId="6ABB1401">
+            <wp:extent cx="6196965" cy="1954530"/>
+            <wp:effectExtent l="0" t="0" r="0" b="7620"/>
+            <wp:docPr id="6" name="Рисунок 6"/>
             <wp:cNvGraphicFramePr>
               <a:graphicFrameLocks xmlns:a="http://schemas.openxmlformats.org/drawingml/2006/main" noChangeAspect="1"/>
             </wp:cNvGraphicFramePr>
@@ -4474,7 +4491,7 @@
                   <pic:spPr>
                     <a:xfrm>
                       <a:off x="0" y="0"/>
-                      <a:ext cx="6196965" cy="1891030"/>
+                      <a:ext cx="6196965" cy="1954530"/>
                     </a:xfrm>
                     <a:prstGeom prst="rect">
                       <a:avLst/>
@@ -8357,28 +8374,28 @@
 </file>
 
 <file path=customXml/item1.xml><?xml version="1.0" encoding="utf-8"?>
+<b:Sources xmlns:b="http://schemas.openxmlformats.org/officeDocument/2006/bibliography" xmlns="http://schemas.openxmlformats.org/officeDocument/2006/bibliography" SelectedStyle="\APASixthEditionOfficeOnline.xsl" StyleName="APA" Version="6"/>
+</file>
+
+<file path=customXml/item2.xml><?xml version="1.0" encoding="utf-8"?>
 <go:gDocsCustomXmlDataStorage xmlns:go="http://customooxmlschemas.google.com/" xmlns:r="http://schemas.openxmlformats.org/officeDocument/2006/relationships">
   <go:docsCustomData xmlns:go="http://customooxmlschemas.google.com/" roundtripDataSignature="AMtx7mhXfTw84m9le8KgaXP5mWG5TOB5yg==">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</go:docsCustomData>
 </go:gDocsCustomXmlDataStorage>
 </file>
 
-<file path=customXml/item2.xml><?xml version="1.0" encoding="utf-8"?>
-<b:Sources xmlns:b="http://schemas.openxmlformats.org/officeDocument/2006/bibliography" xmlns="http://schemas.openxmlformats.org/officeDocument/2006/bibliography" SelectedStyle="\APASixthEditionOfficeOnline.xsl" StyleName="APA" Version="6"/>
+<file path=customXml/itemProps1.xml><?xml version="1.0" encoding="utf-8"?>
+<ds:datastoreItem xmlns:ds="http://schemas.openxmlformats.org/officeDocument/2006/customXml" ds:itemID="{4CF0E839-ACED-435B-AA46-EED12CF5F980}">
+  <ds:schemaRefs>
+    <ds:schemaRef ds:uri="http://schemas.openxmlformats.org/officeDocument/2006/bibliography"/>
+  </ds:schemaRefs>
+</ds:datastoreItem>
 </file>
 
-<file path=customXml/itemProps1.xml><?xml version="1.0" encoding="utf-8"?>
+<file path=customXml/itemProps2.xml><?xml version="1.0" encoding="utf-8"?>
 <ds:datastoreItem xmlns:ds="http://schemas.openxmlformats.org/officeDocument/2006/customXml" ds:itemID="{11111111-1234-1234-1234-123412341234}">
   <ds:schemaRefs>
     <ds:schemaRef ds:uri="http://customooxmlschemas.google.com/"/>
     <ds:schemaRef ds:uri="http://schemas.openxmlformats.org/officeDocument/2006/relationships"/>
   </ds:schemaRefs>
 </ds:datastoreItem>
-</file>
-
-<file path=customXml/itemProps2.xml><?xml version="1.0" encoding="utf-8"?>
-<ds:datastoreItem xmlns:ds="http://schemas.openxmlformats.org/officeDocument/2006/customXml" ds:itemID="{4CF0E839-ACED-435B-AA46-EED12CF5F980}">
-  <ds:schemaRefs>
-    <ds:schemaRef ds:uri="http://schemas.openxmlformats.org/officeDocument/2006/bibliography"/>
-  </ds:schemaRefs>
-</ds:datastoreItem>
 </file>